--- a/reports/实验四_测试与部署.docx
+++ b/reports/实验四_测试与部署.docx
@@ -1361,7 +1361,7 @@
           <w:rFonts w:ascii="Times New Roman" w:hAnsi="Times New Roman" w:eastAsia="宋体"/>
           <w:sz w:val="24"/>
         </w:rPr>
-        <w:t xml:space="preserve">六个后端模块共 </w:t>
+        <w:t>六个后端模块共 20 个测试类、90 个测试用例，全部通过。</w:t>
       </w:r>
       <w:r>
         <w:rPr>
@@ -1370,14 +1370,12 @@
           <w:bCs/>
           <w:sz w:val="24"/>
         </w:rPr>
-        <w:t xml:space="preserve">18 个测试类、79 个测试用例，全部通过</w:t>
       </w:r>
       <w:r>
         <w:rPr>
           <w:rFonts w:ascii="Times New Roman" w:hAnsi="Times New Roman" w:eastAsia="宋体"/>
           <w:sz w:val="24"/>
         </w:rPr>
-        <w:t xml:space="preserve">。</w:t>
       </w:r>
     </w:p>
     <w:p>
@@ -2081,7 +2079,7 @@
                 <w:b w:val="0"/>
                 <w:sz w:val="21"/>
               </w:rPr>
-              <w:t xml:space="preserve">18</w:t>
+              <w:t>20</w:t>
             </w:r>
           </w:p>
         </w:tc>
@@ -2101,7 +2099,7 @@
                 <w:b w:val="0"/>
                 <w:sz w:val="21"/>
               </w:rPr>
-              <w:t xml:space="preserve">79</w:t>
+              <w:t>90</w:t>
             </w:r>
           </w:p>
         </w:tc>
@@ -9158,7 +9156,7 @@
           <w:rFonts w:ascii="Times New Roman" w:hAnsi="Times New Roman" w:eastAsia="宋体"/>
           <w:sz w:val="24"/>
         </w:rPr>
-        <w:t xml:space="preserve">自动化测试 79 个用例全部通过，覆盖鉴权、下单、支付、退款、配置、并发六个方面。</w:t>
+        <w:t>自动化测试 90 个用例全部通过，覆盖鉴权、下单、支付、退款、配置、并发六个方面。</w:t>
       </w:r>
     </w:p>
     <w:p>

--- a/reports/实验四_测试与部署.docx
+++ b/reports/实验四_测试与部署.docx
@@ -1361,7 +1361,7 @@
           <w:rFonts w:ascii="Times New Roman" w:hAnsi="Times New Roman" w:eastAsia="宋体"/>
           <w:sz w:val="24"/>
         </w:rPr>
-        <w:t>六个后端模块共 20 个测试类、90 个测试用例，全部通过。</w:t>
+        <w:t>六个后端模块共 21 个测试类、100 个测试用例，全部通过。</w:t>
       </w:r>
       <w:r>
         <w:rPr>
@@ -1994,7 +1994,7 @@
                 <w:b w:val="0"/>
                 <w:sz w:val="21"/>
               </w:rPr>
-              <w:t xml:space="preserve">5</w:t>
+              <w:t>6</w:t>
             </w:r>
           </w:p>
         </w:tc>
@@ -2014,7 +2014,7 @@
                 <w:b w:val="0"/>
                 <w:sz w:val="21"/>
               </w:rPr>
-              <w:t xml:space="preserve">26</w:t>
+              <w:t>36</w:t>
             </w:r>
           </w:p>
         </w:tc>
@@ -2079,7 +2079,7 @@
                 <w:b w:val="0"/>
                 <w:sz w:val="21"/>
               </w:rPr>
-              <w:t>20</w:t>
+              <w:t>21</w:t>
             </w:r>
           </w:p>
         </w:tc>
@@ -2099,7 +2099,7 @@
                 <w:b w:val="0"/>
                 <w:sz w:val="21"/>
               </w:rPr>
-              <w:t>90</w:t>
+              <w:t>100</w:t>
             </w:r>
           </w:p>
         </w:tc>
@@ -3805,7 +3805,7 @@
           <w:bCs/>
           <w:sz w:val="24"/>
         </w:rPr>
-        <w:t xml:space="preserve">payment-service（26 个）</w:t>
+        <w:t>payment-service（36 个）</w:t>
       </w:r>
     </w:p>
     <w:p>
@@ -3948,7 +3948,7 @@
                 <w:b w:val="0"/>
                 <w:sz w:val="21"/>
               </w:rPr>
-              <w:t xml:space="preserve">PaymentCallbackIntegrationTest</w:t>
+              <w:t>PaymentCallbackIntegrationTest</w:t>
             </w:r>
           </w:p>
         </w:tc>
@@ -3968,7 +3968,7 @@
                 <w:b w:val="0"/>
                 <w:sz w:val="21"/>
               </w:rPr>
-              <w:t xml:space="preserve">8</w:t>
+              <w:t>9</w:t>
             </w:r>
           </w:p>
         </w:tc>
@@ -3988,7 +3988,7 @@
                 <w:b w:val="0"/>
                 <w:sz w:val="21"/>
               </w:rPr>
-              <w:t xml:space="preserve">回调验签、幂等去重、金额核对、状态更新</w:t>
+              <w:t>回调验签、幂等去重、金额核对、状态更新、同 tradeNo 10 次重复、6 线程并发重复、订单取消自动退款</w:t>
             </w:r>
           </w:p>
         </w:tc>
@@ -4078,7 +4078,7 @@
                 <w:b w:val="0"/>
                 <w:sz w:val="21"/>
               </w:rPr>
-              <w:t xml:space="preserve">RefundServiceIntegrationTest</w:t>
+              <w:t>RefundServiceIntegrationTest</w:t>
             </w:r>
           </w:p>
         </w:tc>
@@ -4098,7 +4098,7 @@
                 <w:b w:val="0"/>
                 <w:sz w:val="21"/>
               </w:rPr>
-              <w:t xml:space="preserve">6</w:t>
+              <w:t>8</w:t>
             </w:r>
           </w:p>
         </w:tc>
@@ -4118,7 +4118,7 @@
                 <w:b w:val="0"/>
                 <w:sz w:val="21"/>
               </w:rPr>
-              <w:t xml:space="preserve">退款申请、审核、超额退款拦截</w:t>
+              <w:t>退款申请、审核、超额退款拦截、卖家隔离、退款详情、历史 sellerId 补齐</w:t>
             </w:r>
           </w:p>
         </w:tc>
@@ -4208,7 +4208,7 @@
                 <w:b w:val="0"/>
                 <w:sz w:val="21"/>
               </w:rPr>
-              <w:t xml:space="preserve">PaymentPathIntegrationTest</w:t>
+              <w:t>PaymentPathIntegrationTest</w:t>
             </w:r>
           </w:p>
         </w:tc>
@@ -4228,7 +4228,7 @@
                 <w:b w:val="0"/>
                 <w:sz w:val="21"/>
               </w:rPr>
-              <w:t xml:space="preserve">2</w:t>
+              <w:t>3</w:t>
             </w:r>
           </w:p>
         </w:tc>
@@ -4248,7 +4248,72 @@
                 <w:b w:val="0"/>
                 <w:sz w:val="21"/>
               </w:rPr>
-              <w:t xml:space="preserve">接口路径双前缀兼容</w:t>
+              <w:t>接口路径双前缀兼容、退款列表、售后接口</w:t>
+            </w:r>
+          </w:p>
+        </w:tc>
+      </w:tr>
+      <w:tr>
+        <w:trPr>
+          <w:cantSplit/>
+        </w:trPr>
+        <w:tc>
+          <w:tcPr>
+            <w:tcW w:type="dxa" w:w="6122"/>
+          </w:tcPr>
+          <w:p>
+            <w:pPr>
+              <w:jc w:val="center"/>
+              <w:spacing w:before="30" w:after="30" w:line="240" w:lineRule="auto"/>
+              <w:ind w:firstLineChars="0" w:firstLine="0"/>
+            </w:pPr>
+            <w:r>
+              <w:rPr>
+                <w:rFonts w:ascii="Times New Roman" w:hAnsi="Times New Roman" w:eastAsia="宋体"/>
+                <w:b w:val="0"/>
+                <w:sz w:val="21"/>
+              </w:rPr>
+              <w:t>AfterSaleServiceIntegrationTest</w:t>
+            </w:r>
+          </w:p>
+        </w:tc>
+        <w:tc>
+          <w:tcPr>
+            <w:tcW w:type="dxa" w:w="820"/>
+          </w:tcPr>
+          <w:p>
+            <w:pPr>
+              <w:jc w:val="left"/>
+              <w:spacing w:before="30" w:after="30" w:line="240" w:lineRule="auto"/>
+              <w:ind w:firstLineChars="0" w:firstLine="0"/>
+            </w:pPr>
+            <w:r>
+              <w:rPr>
+                <w:rFonts w:ascii="Times New Roman" w:hAnsi="Times New Roman" w:eastAsia="宋体"/>
+                <w:b w:val="0"/>
+                <w:sz w:val="21"/>
+              </w:rPr>
+              <w:t>6</w:t>
+            </w:r>
+          </w:p>
+        </w:tc>
+        <w:tc>
+          <w:tcPr>
+            <w:tcW w:type="dxa" w:w="1913"/>
+          </w:tcPr>
+          <w:p>
+            <w:pPr>
+              <w:jc w:val="left"/>
+              <w:spacing w:before="30" w:after="30" w:line="240" w:lineRule="auto"/>
+              <w:ind w:firstLineChars="0" w:firstLine="0"/>
+            </w:pPr>
+            <w:r>
+              <w:rPr>
+                <w:rFonts w:ascii="Times New Roman" w:hAnsi="Times New Roman" w:eastAsia="宋体"/>
+                <w:b w:val="0"/>
+                <w:sz w:val="21"/>
+              </w:rPr>
+              <w:t>三类售后流程、权限、状态幂等</w:t>
             </w:r>
           </w:p>
         </w:tc>
@@ -6964,7 +7029,7 @@
                 <w:b w:val="0"/>
                 <w:sz w:val="21"/>
               </w:rPr>
-              <w:t xml:space="preserve">只能看到自己店的</w:t>
+              <w:t>只能看到自己店的</w:t>
             </w:r>
           </w:p>
         </w:tc>
@@ -6984,7 +7049,7 @@
                 <w:b w:val="0"/>
                 <w:sz w:val="21"/>
               </w:rPr>
-              <w:t xml:space="preserve">可见全平台</w:t>
+              <w:t>仅返回本店退款单</w:t>
             </w:r>
           </w:p>
         </w:tc>
@@ -7004,7 +7069,7 @@
                 <w:b w:val="0"/>
                 <w:sz w:val="21"/>
               </w:rPr>
-              <w:t xml:space="preserve">不通过，已记录</w:t>
+              <w:t>通过（#53 已修复）</w:t>
             </w:r>
           </w:p>
         </w:tc>
@@ -7630,6 +7695,381 @@
                 <w:sz w:val="21"/>
               </w:rPr>
               <w:t xml:space="preserve">通过</w:t>
+            </w:r>
+          </w:p>
+        </w:tc>
+      </w:tr>
+      <w:tr>
+        <w:trPr>
+          <w:cantSplit/>
+        </w:trPr>
+        <w:tc>
+          <w:tcPr>
+            <w:tcW w:type="dxa" w:w="1195"/>
+          </w:tcPr>
+          <w:p>
+            <w:pPr>
+              <w:jc w:val="center"/>
+              <w:spacing w:before="30" w:after="30" w:line="240" w:lineRule="auto"/>
+              <w:ind w:firstLineChars="0" w:firstLine="0"/>
+            </w:pPr>
+            <w:r>
+              <w:rPr>
+                <w:rFonts w:ascii="Times New Roman" w:hAnsi="Times New Roman" w:eastAsia="宋体"/>
+                <w:b w:val="0"/>
+                <w:sz w:val="21"/>
+              </w:rPr>
+              <w:t>F-26</w:t>
+            </w:r>
+          </w:p>
+        </w:tc>
+        <w:tc>
+          <w:tcPr>
+            <w:tcW w:type="dxa" w:w="1498"/>
+          </w:tcPr>
+          <w:p>
+            <w:pPr>
+              <w:jc w:val="left"/>
+              <w:spacing w:before="30" w:after="30" w:line="240" w:lineRule="auto"/>
+              <w:ind w:firstLineChars="0" w:firstLine="0"/>
+            </w:pPr>
+            <w:r>
+              <w:rPr>
+                <w:rFonts w:ascii="Times New Roman" w:hAnsi="Times New Roman" w:eastAsia="宋体"/>
+                <w:b w:val="0"/>
+                <w:sz w:val="21"/>
+              </w:rPr>
+              <w:t>申请仅退款售后</w:t>
+            </w:r>
+          </w:p>
+        </w:tc>
+        <w:tc>
+          <w:tcPr>
+            <w:tcW w:type="dxa" w:w="1076"/>
+          </w:tcPr>
+          <w:p>
+            <w:pPr>
+              <w:jc w:val="left"/>
+              <w:spacing w:before="30" w:after="30" w:line="240" w:lineRule="auto"/>
+              <w:ind w:firstLineChars="0" w:firstLine="0"/>
+            </w:pPr>
+            <w:r>
+              <w:rPr>
+                <w:rFonts w:ascii="Times New Roman" w:hAnsi="Times New Roman" w:eastAsia="宋体"/>
+                <w:b w:val="0"/>
+                <w:sz w:val="21"/>
+              </w:rPr>
+              <w:t>订单已支付</w:t>
+            </w:r>
+          </w:p>
+        </w:tc>
+        <w:tc>
+          <w:tcPr>
+            <w:tcW w:type="dxa" w:w="2112"/>
+          </w:tcPr>
+          <w:p>
+            <w:pPr>
+              <w:jc w:val="left"/>
+              <w:spacing w:before="30" w:after="30" w:line="240" w:lineRule="auto"/>
+              <w:ind w:firstLineChars="0" w:firstLine="0"/>
+            </w:pPr>
+            <w:r>
+              <w:rPr>
+                <w:rFonts w:ascii="Times New Roman" w:hAnsi="Times New Roman" w:eastAsia="宋体"/>
+                <w:b w:val="0"/>
+                <w:sz w:val="21"/>
+              </w:rPr>
+              <w:t>生成 REFUND_ONLY 售后单，卖家同意后走退款</w:t>
+            </w:r>
+          </w:p>
+        </w:tc>
+        <w:tc>
+          <w:tcPr>
+            <w:tcW w:type="dxa" w:w="2027"/>
+          </w:tcPr>
+          <w:p>
+            <w:pPr>
+              <w:jc w:val="left"/>
+              <w:spacing w:before="30" w:after="30" w:line="240" w:lineRule="auto"/>
+              <w:ind w:firstLineChars="0" w:firstLine="0"/>
+            </w:pPr>
+            <w:r>
+              <w:rPr>
+                <w:rFonts w:ascii="Times New Roman" w:hAnsi="Times New Roman" w:eastAsia="宋体"/>
+                <w:b w:val="0"/>
+                <w:sz w:val="21"/>
+              </w:rPr>
+              <w:t>售后单 PENDING → APPROVED → REFUNDED</w:t>
+            </w:r>
+          </w:p>
+        </w:tc>
+        <w:tc>
+          <w:tcPr>
+            <w:tcW w:type="dxa" w:w="948"/>
+          </w:tcPr>
+          <w:p>
+            <w:pPr>
+              <w:jc w:val="left"/>
+              <w:spacing w:before="30" w:after="30" w:line="240" w:lineRule="auto"/>
+              <w:ind w:firstLineChars="0" w:firstLine="0"/>
+            </w:pPr>
+            <w:r>
+              <w:rPr>
+                <w:rFonts w:ascii="Times New Roman" w:hAnsi="Times New Roman" w:eastAsia="宋体"/>
+                <w:b w:val="0"/>
+                <w:sz w:val="21"/>
+              </w:rPr>
+              <w:t>通过</w:t>
+            </w:r>
+          </w:p>
+        </w:tc>
+      </w:tr>
+      <w:tr>
+        <w:trPr>
+          <w:cantSplit/>
+        </w:trPr>
+        <w:tc>
+          <w:tcPr>
+            <w:tcW w:type="dxa" w:w="1195"/>
+          </w:tcPr>
+          <w:p>
+            <w:pPr>
+              <w:jc w:val="center"/>
+              <w:spacing w:before="30" w:after="30" w:line="240" w:lineRule="auto"/>
+              <w:ind w:firstLineChars="0" w:firstLine="0"/>
+            </w:pPr>
+            <w:r>
+              <w:rPr>
+                <w:rFonts w:ascii="Times New Roman" w:hAnsi="Times New Roman" w:eastAsia="宋体"/>
+                <w:b w:val="0"/>
+                <w:sz w:val="21"/>
+              </w:rPr>
+              <w:t>F-27</w:t>
+            </w:r>
+          </w:p>
+        </w:tc>
+        <w:tc>
+          <w:tcPr>
+            <w:tcW w:type="dxa" w:w="1498"/>
+          </w:tcPr>
+          <w:p>
+            <w:pPr>
+              <w:jc w:val="left"/>
+              <w:spacing w:before="30" w:after="30" w:line="240" w:lineRule="auto"/>
+              <w:ind w:firstLineChars="0" w:firstLine="0"/>
+            </w:pPr>
+            <w:r>
+              <w:rPr>
+                <w:rFonts w:ascii="Times New Roman" w:hAnsi="Times New Roman" w:eastAsia="宋体"/>
+                <w:b w:val="0"/>
+                <w:sz w:val="21"/>
+              </w:rPr>
+              <w:t>申请退货退款并按流程走完</w:t>
+            </w:r>
+          </w:p>
+        </w:tc>
+        <w:tc>
+          <w:tcPr>
+            <w:tcW w:type="dxa" w:w="1076"/>
+          </w:tcPr>
+          <w:p>
+            <w:pPr>
+              <w:jc w:val="left"/>
+              <w:spacing w:before="30" w:after="30" w:line="240" w:lineRule="auto"/>
+              <w:ind w:firstLineChars="0" w:firstLine="0"/>
+            </w:pPr>
+            <w:r>
+              <w:rPr>
+                <w:rFonts w:ascii="Times New Roman" w:hAnsi="Times New Roman" w:eastAsia="宋体"/>
+                <w:b w:val="0"/>
+                <w:sz w:val="21"/>
+              </w:rPr>
+              <w:t>订单已发货</w:t>
+            </w:r>
+          </w:p>
+        </w:tc>
+        <w:tc>
+          <w:tcPr>
+            <w:tcW w:type="dxa" w:w="2112"/>
+          </w:tcPr>
+          <w:p>
+            <w:pPr>
+              <w:jc w:val="left"/>
+              <w:spacing w:before="30" w:after="30" w:line="240" w:lineRule="auto"/>
+              <w:ind w:firstLineChars="0" w:firstLine="0"/>
+            </w:pPr>
+            <w:r>
+              <w:rPr>
+                <w:rFonts w:ascii="Times New Roman" w:hAnsi="Times New Roman" w:eastAsia="宋体"/>
+                <w:b w:val="0"/>
+                <w:sz w:val="21"/>
+              </w:rPr>
+              <w:t>买家回填物流，卖家确认收货后退款</w:t>
+            </w:r>
+          </w:p>
+        </w:tc>
+        <w:tc>
+          <w:tcPr>
+            <w:tcW w:type="dxa" w:w="2027"/>
+          </w:tcPr>
+          <w:p>
+            <w:pPr>
+              <w:jc w:val="left"/>
+              <w:spacing w:before="30" w:after="30" w:line="240" w:lineRule="auto"/>
+              <w:ind w:firstLineChars="0" w:firstLine="0"/>
+            </w:pPr>
+            <w:r>
+              <w:rPr>
+                <w:rFonts w:ascii="Times New Roman" w:hAnsi="Times New Roman" w:eastAsia="宋体"/>
+                <w:b w:val="0"/>
+                <w:sz w:val="21"/>
+              </w:rPr>
+              <w:t>BUYER_SHIPPED → SELLER_RECEIVED → REFUNDED</w:t>
+            </w:r>
+          </w:p>
+        </w:tc>
+        <w:tc>
+          <w:tcPr>
+            <w:tcW w:type="dxa" w:w="948"/>
+          </w:tcPr>
+          <w:p>
+            <w:pPr>
+              <w:jc w:val="left"/>
+              <w:spacing w:before="30" w:after="30" w:line="240" w:lineRule="auto"/>
+              <w:ind w:firstLineChars="0" w:firstLine="0"/>
+            </w:pPr>
+            <w:r>
+              <w:rPr>
+                <w:rFonts w:ascii="Times New Roman" w:hAnsi="Times New Roman" w:eastAsia="宋体"/>
+                <w:b w:val="0"/>
+                <w:sz w:val="21"/>
+              </w:rPr>
+              <w:t>通过</w:t>
+            </w:r>
+          </w:p>
+        </w:tc>
+      </w:tr>
+      <w:tr>
+        <w:trPr>
+          <w:cantSplit/>
+        </w:trPr>
+        <w:tc>
+          <w:tcPr>
+            <w:tcW w:type="dxa" w:w="1195"/>
+          </w:tcPr>
+          <w:p>
+            <w:pPr>
+              <w:jc w:val="center"/>
+              <w:spacing w:before="30" w:after="30" w:line="240" w:lineRule="auto"/>
+              <w:ind w:firstLineChars="0" w:firstLine="0"/>
+            </w:pPr>
+            <w:r>
+              <w:rPr>
+                <w:rFonts w:ascii="Times New Roman" w:hAnsi="Times New Roman" w:eastAsia="宋体"/>
+                <w:b w:val="0"/>
+                <w:sz w:val="21"/>
+              </w:rPr>
+              <w:t>F-28</w:t>
+            </w:r>
+          </w:p>
+        </w:tc>
+        <w:tc>
+          <w:tcPr>
+            <w:tcW w:type="dxa" w:w="1498"/>
+          </w:tcPr>
+          <w:p>
+            <w:pPr>
+              <w:jc w:val="left"/>
+              <w:spacing w:before="30" w:after="30" w:line="240" w:lineRule="auto"/>
+              <w:ind w:firstLineChars="0" w:firstLine="0"/>
+            </w:pPr>
+            <w:r>
+              <w:rPr>
+                <w:rFonts w:ascii="Times New Roman" w:hAnsi="Times New Roman" w:eastAsia="宋体"/>
+                <w:b w:val="0"/>
+                <w:sz w:val="21"/>
+              </w:rPr>
+              <w:t>同订单重复申请售后</w:t>
+            </w:r>
+          </w:p>
+        </w:tc>
+        <w:tc>
+          <w:tcPr>
+            <w:tcW w:type="dxa" w:w="1076"/>
+          </w:tcPr>
+          <w:p>
+            <w:pPr>
+              <w:jc w:val="left"/>
+              <w:spacing w:before="30" w:after="30" w:line="240" w:lineRule="auto"/>
+              <w:ind w:firstLineChars="0" w:firstLine="0"/>
+            </w:pPr>
+            <w:r>
+              <w:rPr>
+                <w:rFonts w:ascii="Times New Roman" w:hAnsi="Times New Roman" w:eastAsia="宋体"/>
+                <w:b w:val="0"/>
+                <w:sz w:val="21"/>
+              </w:rPr>
+              <w:t>已有进行中售后单</w:t>
+            </w:r>
+          </w:p>
+        </w:tc>
+        <w:tc>
+          <w:tcPr>
+            <w:tcW w:type="dxa" w:w="2112"/>
+          </w:tcPr>
+          <w:p>
+            <w:pPr>
+              <w:jc w:val="left"/>
+              <w:spacing w:before="30" w:after="30" w:line="240" w:lineRule="auto"/>
+              <w:ind w:firstLineChars="0" w:firstLine="0"/>
+            </w:pPr>
+            <w:r>
+              <w:rPr>
+                <w:rFonts w:ascii="Times New Roman" w:hAnsi="Times New Roman" w:eastAsia="宋体"/>
+                <w:b w:val="0"/>
+                <w:sz w:val="21"/>
+              </w:rPr>
+              <w:t>拒绝创建新售后单</w:t>
+            </w:r>
+          </w:p>
+        </w:tc>
+        <w:tc>
+          <w:tcPr>
+            <w:tcW w:type="dxa" w:w="2027"/>
+          </w:tcPr>
+          <w:p>
+            <w:pPr>
+              <w:jc w:val="left"/>
+              <w:spacing w:before="30" w:after="30" w:line="240" w:lineRule="auto"/>
+              <w:ind w:firstLineChars="0" w:firstLine="0"/>
+            </w:pPr>
+            <w:r>
+              <w:rPr>
+                <w:rFonts w:ascii="Times New Roman" w:hAnsi="Times New Roman" w:eastAsia="宋体"/>
+                <w:b w:val="0"/>
+                <w:sz w:val="21"/>
+              </w:rPr>
+              <w:t>返回「该订单已有进行中的售后单」</w:t>
+            </w:r>
+          </w:p>
+        </w:tc>
+        <w:tc>
+          <w:tcPr>
+            <w:tcW w:type="dxa" w:w="948"/>
+          </w:tcPr>
+          <w:p>
+            <w:pPr>
+              <w:jc w:val="left"/>
+              <w:spacing w:before="30" w:after="30" w:line="240" w:lineRule="auto"/>
+              <w:ind w:firstLineChars="0" w:firstLine="0"/>
+            </w:pPr>
+            <w:r>
+              <w:rPr>
+                <w:rFonts w:ascii="Times New Roman" w:hAnsi="Times New Roman" w:eastAsia="宋体"/>
+                <w:b w:val="0"/>
+                <w:sz w:val="21"/>
+              </w:rPr>
+              <w:t>通过</w:t>
             </w:r>
           </w:p>
         </w:tc>
@@ -9156,7 +9596,7 @@
           <w:rFonts w:ascii="Times New Roman" w:hAnsi="Times New Roman" w:eastAsia="宋体"/>
           <w:sz w:val="24"/>
         </w:rPr>
-        <w:t>自动化测试 90 个用例全部通过，覆盖鉴权、下单、支付、退款、配置、并发六个方面。</w:t>
+        <w:t>自动化测试 100 个用例全部通过，覆盖鉴权、下单、支付、退款、配置、并发六个方面。</w:t>
       </w:r>
     </w:p>
     <w:p>
@@ -10306,7 +10746,7 @@
                 <w:b w:val="0"/>
                 <w:sz w:val="21"/>
               </w:rPr>
-              <w:t xml:space="preserve">卖家退款列表无卖家过滤</w:t>
+              <w:t>卖家退款列表无卖家过滤</w:t>
             </w:r>
           </w:p>
         </w:tc>
@@ -10348,7 +10788,7 @@
                 <w:b w:val="0"/>
                 <w:sz w:val="21"/>
               </w:rPr>
-              <w:t xml:space="preserve">待修复（#53）</w:t>
+              <w:t>已修复（#53，PR #70）</w:t>
             </w:r>
           </w:p>
         </w:tc>

--- a/reports/实验四_测试与部署.docx
+++ b/reports/实验四_测试与部署.docx
@@ -1361,7 +1361,7 @@
           <w:rFonts w:ascii="Times New Roman" w:hAnsi="Times New Roman" w:eastAsia="宋体"/>
           <w:sz w:val="24"/>
         </w:rPr>
-        <w:t>六个后端模块共 21 个测试类、100 个测试用例，全部通过。</w:t>
+        <w:t>六个后端模块共 25 个测试类、117 个测试用例。其中 116 个稳定通过，1 个并发用例（Issue48OrderConcurrencyTest）存在竞态缺陷，连续运行 5 次有 3 次失败，已在 Issue #74 记录。</w:t>
       </w:r>
       <w:r>
         <w:rPr>
@@ -1567,7 +1567,7 @@
                 <w:b w:val="0"/>
                 <w:sz w:val="21"/>
               </w:rPr>
-              <w:t xml:space="preserve">1</w:t>
+              <w:t>1</w:t>
             </w:r>
           </w:p>
         </w:tc>
@@ -1588,7 +1588,7 @@
                 <w:b w:val="0"/>
                 <w:sz w:val="21"/>
               </w:rPr>
-              <w:t xml:space="preserve">9</w:t>
+              <w:t>10</w:t>
             </w:r>
           </w:p>
         </w:tc>
@@ -1654,7 +1654,7 @@
                 <w:b w:val="0"/>
                 <w:sz w:val="21"/>
               </w:rPr>
-              <w:t xml:space="preserve">2</w:t>
+              <w:t>2</w:t>
             </w:r>
           </w:p>
         </w:tc>
@@ -1674,7 +1674,7 @@
                 <w:b w:val="0"/>
                 <w:sz w:val="21"/>
               </w:rPr>
-              <w:t xml:space="preserve">6</w:t>
+              <w:t>6</w:t>
             </w:r>
           </w:p>
         </w:tc>
@@ -1739,7 +1739,7 @@
                 <w:b w:val="0"/>
                 <w:sz w:val="21"/>
               </w:rPr>
-              <w:t xml:space="preserve">4</w:t>
+              <w:t>4</w:t>
             </w:r>
           </w:p>
         </w:tc>
@@ -1759,7 +1759,7 @@
                 <w:b w:val="0"/>
                 <w:sz w:val="21"/>
               </w:rPr>
-              <w:t xml:space="preserve">9</w:t>
+              <w:t>9</w:t>
             </w:r>
           </w:p>
         </w:tc>
@@ -1824,7 +1824,7 @@
                 <w:b w:val="0"/>
                 <w:sz w:val="21"/>
               </w:rPr>
-              <w:t xml:space="preserve">3</w:t>
+              <w:t>5</w:t>
             </w:r>
           </w:p>
         </w:tc>
@@ -1844,7 +1844,7 @@
                 <w:b w:val="0"/>
                 <w:sz w:val="21"/>
               </w:rPr>
-              <w:t xml:space="preserve">20</w:t>
+              <w:t>27</w:t>
             </w:r>
           </w:p>
         </w:tc>
@@ -1909,7 +1909,7 @@
                 <w:b w:val="0"/>
                 <w:sz w:val="21"/>
               </w:rPr>
-              <w:t xml:space="preserve">5</w:t>
+              <w:t>7</w:t>
             </w:r>
           </w:p>
         </w:tc>
@@ -1929,7 +1929,7 @@
                 <w:b w:val="0"/>
                 <w:sz w:val="21"/>
               </w:rPr>
-              <w:t xml:space="preserve">20</w:t>
+              <w:t>29</w:t>
             </w:r>
           </w:p>
         </w:tc>
@@ -2079,7 +2079,7 @@
                 <w:b w:val="0"/>
                 <w:sz w:val="21"/>
               </w:rPr>
-              <w:t>21</w:t>
+              <w:t>25</w:t>
             </w:r>
           </w:p>
         </w:tc>
@@ -2099,7 +2099,7 @@
                 <w:b w:val="0"/>
                 <w:sz w:val="21"/>
               </w:rPr>
-              <w:t>100</w:t>
+              <w:t>117</w:t>
             </w:r>
           </w:p>
         </w:tc>
@@ -2119,7 +2119,7 @@
                 <w:b w:val="0"/>
                 <w:sz w:val="21"/>
               </w:rPr>
-              <w:t xml:space="preserve">0 失败</w:t>
+              <w:t>116 通过 / 1 不稳定</w:t>
             </w:r>
           </w:p>
         </w:tc>
@@ -2316,7 +2316,7 @@
                 <w:b w:val="0"/>
                 <w:sz w:val="21"/>
               </w:rPr>
-              <w:t xml:space="preserve">9</w:t>
+              <w:t>10</w:t>
             </w:r>
           </w:p>
         </w:tc>
@@ -2336,7 +2336,7 @@
                 <w:b w:val="0"/>
                 <w:sz w:val="21"/>
               </w:rPr>
-              <w:t xml:space="preserve">白名单判定：匿名放行的路径、必须登录的路径、保留段排除、跨域预检</w:t>
+              <w:t>白名单判定、评价公开路径放行、审计日志需登录、保留段排除、跨域预检</w:t>
             </w:r>
           </w:p>
         </w:tc>
@@ -3176,7 +3176,7 @@
                 <w:b w:val="0"/>
                 <w:sz w:val="21"/>
               </w:rPr>
-              <w:t xml:space="preserve">5</w:t>
+              <w:t>5</w:t>
             </w:r>
           </w:p>
         </w:tc>
@@ -3327,6 +3327,136 @@
                 <w:sz w:val="21"/>
               </w:rPr>
               <w:t xml:space="preserve">下游 DTO 反序列化兼容性</w:t>
+            </w:r>
+          </w:p>
+        </w:tc>
+      </w:tr>
+      <w:tr>
+        <w:trPr>
+          <w:cantSplit/>
+        </w:trPr>
+        <w:tc>
+          <w:tcPr>
+            <w:tcW w:type="dxa" w:w="5979"/>
+          </w:tcPr>
+          <w:p>
+            <w:pPr>
+              <w:jc w:val="center"/>
+              <w:spacing w:before="30" w:after="30" w:line="240" w:lineRule="auto"/>
+              <w:ind w:firstLineChars="0" w:firstLine="0"/>
+            </w:pPr>
+            <w:r>
+              <w:rPr>
+                <w:rFonts w:ascii="Times New Roman" w:hAnsi="Times New Roman" w:eastAsia="宋体"/>
+                <w:b w:val="0"/>
+                <w:sz w:val="21"/>
+              </w:rPr>
+              <w:t>InternalCartControllerTest</w:t>
+            </w:r>
+          </w:p>
+        </w:tc>
+        <w:tc>
+          <w:tcPr>
+            <w:tcW w:type="dxa" w:w="924"/>
+          </w:tcPr>
+          <w:p>
+            <w:pPr>
+              <w:jc w:val="left"/>
+              <w:spacing w:before="30" w:after="30" w:line="240" w:lineRule="auto"/>
+              <w:ind w:firstLineChars="0" w:firstLine="0"/>
+            </w:pPr>
+            <w:r>
+              <w:rPr>
+                <w:rFonts w:ascii="Times New Roman" w:hAnsi="Times New Roman" w:eastAsia="宋体"/>
+                <w:b w:val="0"/>
+                <w:sz w:val="21"/>
+              </w:rPr>
+              <w:t>5</w:t>
+            </w:r>
+          </w:p>
+        </w:tc>
+        <w:tc>
+          <w:tcPr>
+            <w:tcW w:type="dxa" w:w="1952"/>
+          </w:tcPr>
+          <w:p>
+            <w:pPr>
+              <w:jc w:val="left"/>
+              <w:spacing w:before="30" w:after="30" w:line="240" w:lineRule="auto"/>
+              <w:ind w:firstLineChars="0" w:firstLine="0"/>
+            </w:pPr>
+            <w:r>
+              <w:rPr>
+                <w:rFonts w:ascii="Times New Roman" w:hAnsi="Times New Roman" w:eastAsia="宋体"/>
+                <w:b w:val="0"/>
+                <w:sz w:val="21"/>
+              </w:rPr>
+              <w:t>内部购物车接口令牌校验：正确/错误/缺失/删除条目/用户隔离</w:t>
+            </w:r>
+          </w:p>
+        </w:tc>
+      </w:tr>
+      <w:tr>
+        <w:trPr>
+          <w:cantSplit/>
+        </w:trPr>
+        <w:tc>
+          <w:tcPr>
+            <w:tcW w:type="dxa" w:w="5979"/>
+          </w:tcPr>
+          <w:p>
+            <w:pPr>
+              <w:jc w:val="center"/>
+              <w:spacing w:before="30" w:after="30" w:line="240" w:lineRule="auto"/>
+              <w:ind w:firstLineChars="0" w:firstLine="0"/>
+            </w:pPr>
+            <w:r>
+              <w:rPr>
+                <w:rFonts w:ascii="Times New Roman" w:hAnsi="Times New Roman" w:eastAsia="宋体"/>
+                <w:b w:val="0"/>
+                <w:sz w:val="21"/>
+              </w:rPr>
+              <w:t>InternalCartControllerOpenTest</w:t>
+            </w:r>
+          </w:p>
+        </w:tc>
+        <w:tc>
+          <w:tcPr>
+            <w:tcW w:type="dxa" w:w="924"/>
+          </w:tcPr>
+          <w:p>
+            <w:pPr>
+              <w:jc w:val="left"/>
+              <w:spacing w:before="30" w:after="30" w:line="240" w:lineRule="auto"/>
+              <w:ind w:firstLineChars="0" w:firstLine="0"/>
+            </w:pPr>
+            <w:r>
+              <w:rPr>
+                <w:rFonts w:ascii="Times New Roman" w:hAnsi="Times New Roman" w:eastAsia="宋体"/>
+                <w:b w:val="0"/>
+                <w:sz w:val="21"/>
+              </w:rPr>
+              <w:t>2</w:t>
+            </w:r>
+          </w:p>
+        </w:tc>
+        <w:tc>
+          <w:tcPr>
+            <w:tcW w:type="dxa" w:w="1952"/>
+          </w:tcPr>
+          <w:p>
+            <w:pPr>
+              <w:jc w:val="left"/>
+              <w:spacing w:before="30" w:after="30" w:line="240" w:lineRule="auto"/>
+              <w:ind w:firstLineChars="0" w:firstLine="0"/>
+            </w:pPr>
+            <w:r>
+              <w:rPr>
+                <w:rFonts w:ascii="Times New Roman" w:hAnsi="Times New Roman" w:eastAsia="宋体"/>
+                <w:b w:val="0"/>
+                <w:sz w:val="21"/>
+              </w:rPr>
+              <w:t>未配置令牌时的开发期放行行为</w:t>
             </w:r>
           </w:p>
         </w:tc>
@@ -3787,6 +3917,136 @@
                 <w:sz w:val="21"/>
               </w:rPr>
               <w:t xml:space="preserve">取消竞态、重复幂等键并发</w:t>
+            </w:r>
+          </w:p>
+        </w:tc>
+      </w:tr>
+      <w:tr>
+        <w:trPr>
+          <w:cantSplit/>
+        </w:trPr>
+        <w:tc>
+          <w:tcPr>
+            <w:tcW w:type="dxa" w:w="6279"/>
+          </w:tcPr>
+          <w:p>
+            <w:pPr>
+              <w:jc w:val="center"/>
+              <w:spacing w:before="30" w:after="30" w:line="240" w:lineRule="auto"/>
+              <w:ind w:firstLineChars="0" w:firstLine="0"/>
+            </w:pPr>
+            <w:r>
+              <w:rPr>
+                <w:rFonts w:ascii="Times New Roman" w:hAnsi="Times New Roman" w:eastAsia="宋体"/>
+                <w:b w:val="0"/>
+                <w:sz w:val="21"/>
+              </w:rPr>
+              <w:t>AuditLogServiceIntegrationTest</w:t>
+            </w:r>
+          </w:p>
+        </w:tc>
+        <w:tc>
+          <w:tcPr>
+            <w:tcW w:type="dxa" w:w="932"/>
+          </w:tcPr>
+          <w:p>
+            <w:pPr>
+              <w:jc w:val="left"/>
+              <w:spacing w:before="30" w:after="30" w:line="240" w:lineRule="auto"/>
+              <w:ind w:firstLineChars="0" w:firstLine="0"/>
+            </w:pPr>
+            <w:r>
+              <w:rPr>
+                <w:rFonts w:ascii="Times New Roman" w:hAnsi="Times New Roman" w:eastAsia="宋体"/>
+                <w:b w:val="0"/>
+                <w:sz w:val="21"/>
+              </w:rPr>
+              <w:t>4</w:t>
+            </w:r>
+          </w:p>
+        </w:tc>
+        <w:tc>
+          <w:tcPr>
+            <w:tcW w:type="dxa" w:w="1644"/>
+          </w:tcPr>
+          <w:p>
+            <w:pPr>
+              <w:jc w:val="left"/>
+              <w:spacing w:before="30" w:after="30" w:line="240" w:lineRule="auto"/>
+              <w:ind w:firstLineChars="0" w:firstLine="0"/>
+            </w:pPr>
+            <w:r>
+              <w:rPr>
+                <w:rFonts w:ascii="Times New Roman" w:hAnsi="Times New Roman" w:eastAsia="宋体"/>
+                <w:b w:val="0"/>
+                <w:sz w:val="21"/>
+              </w:rPr>
+              <w:t>审计写入校验、筛选、分页倒序、日期区间</w:t>
+            </w:r>
+          </w:p>
+        </w:tc>
+      </w:tr>
+      <w:tr>
+        <w:trPr>
+          <w:cantSplit/>
+        </w:trPr>
+        <w:tc>
+          <w:tcPr>
+            <w:tcW w:type="dxa" w:w="6279"/>
+          </w:tcPr>
+          <w:p>
+            <w:pPr>
+              <w:jc w:val="center"/>
+              <w:spacing w:before="30" w:after="30" w:line="240" w:lineRule="auto"/>
+              <w:ind w:firstLineChars="0" w:firstLine="0"/>
+            </w:pPr>
+            <w:r>
+              <w:rPr>
+                <w:rFonts w:ascii="Times New Roman" w:hAnsi="Times New Roman" w:eastAsia="宋体"/>
+                <w:b w:val="0"/>
+                <w:sz w:val="21"/>
+              </w:rPr>
+              <w:t>EvaluationServiceIntegrationTest</w:t>
+            </w:r>
+          </w:p>
+        </w:tc>
+        <w:tc>
+          <w:tcPr>
+            <w:tcW w:type="dxa" w:w="932"/>
+          </w:tcPr>
+          <w:p>
+            <w:pPr>
+              <w:jc w:val="left"/>
+              <w:spacing w:before="30" w:after="30" w:line="240" w:lineRule="auto"/>
+              <w:ind w:firstLineChars="0" w:firstLine="0"/>
+            </w:pPr>
+            <w:r>
+              <w:rPr>
+                <w:rFonts w:ascii="Times New Roman" w:hAnsi="Times New Roman" w:eastAsia="宋体"/>
+                <w:b w:val="0"/>
+                <w:sz w:val="21"/>
+              </w:rPr>
+              <w:t>5</w:t>
+            </w:r>
+          </w:p>
+        </w:tc>
+        <w:tc>
+          <w:tcPr>
+            <w:tcW w:type="dxa" w:w="1644"/>
+          </w:tcPr>
+          <w:p>
+            <w:pPr>
+              <w:jc w:val="left"/>
+              <w:spacing w:before="30" w:after="30" w:line="240" w:lineRule="auto"/>
+              <w:ind w:firstLineChars="0" w:firstLine="0"/>
+            </w:pPr>
+            <w:r>
+              <w:rPr>
+                <w:rFonts w:ascii="Times New Roman" w:hAnsi="Times New Roman" w:eastAsia="宋体"/>
+                <w:b w:val="0"/>
+                <w:sz w:val="21"/>
+              </w:rPr>
+              <w:t>评价创建、一单一评、隐私掩码、隐藏/恢复、权限</w:t>
             </w:r>
           </w:p>
         </w:tc>
@@ -9596,7 +9856,7 @@
           <w:rFonts w:ascii="Times New Roman" w:hAnsi="Times New Roman" w:eastAsia="宋体"/>
           <w:sz w:val="24"/>
         </w:rPr>
-        <w:t>自动化测试 100 个用例全部通过，覆盖鉴权、下单、支付、退款、配置、并发六个方面。</w:t>
+        <w:t>自动化测试 117 个用例中 116 个通过，覆盖鉴权、下单、支付、退款、配置、并发六个方面；Issue48OrderConcurrencyTest 的重复幂等键用例暴露了并发预占的竞态缺陷（见 4.5 遗留问题 L-05）。</w:t>
       </w:r>
     </w:p>
     <w:p>
@@ -11044,6 +11304,91 @@
                 <w:sz w:val="21"/>
               </w:rPr>
               <w:t xml:space="preserve">待完成（#44）</w:t>
+            </w:r>
+          </w:p>
+        </w:tc>
+      </w:tr>
+      <w:tr>
+        <w:trPr>
+          <w:cantSplit/>
+        </w:trPr>
+        <w:tc>
+          <w:tcPr>
+            <w:tcW w:type="dxa" w:w="1657"/>
+          </w:tcPr>
+          <w:p>
+            <w:pPr>
+              <w:jc w:val="center"/>
+              <w:spacing w:before="30" w:after="30" w:line="240" w:lineRule="auto"/>
+              <w:ind w:firstLineChars="0" w:firstLine="0"/>
+            </w:pPr>
+            <w:r>
+              <w:rPr>
+                <w:rFonts w:ascii="Times New Roman" w:hAnsi="Times New Roman" w:eastAsia="宋体"/>
+                <w:b w:val="0"/>
+                <w:sz w:val="21"/>
+              </w:rPr>
+              <w:t>L-05</w:t>
+            </w:r>
+          </w:p>
+        </w:tc>
+        <w:tc>
+          <w:tcPr>
+            <w:tcW w:type="dxa" w:w="2552"/>
+          </w:tcPr>
+          <w:p>
+            <w:pPr>
+              <w:jc w:val="left"/>
+              <w:spacing w:before="30" w:after="30" w:line="240" w:lineRule="auto"/>
+              <w:ind w:firstLineChars="0" w:firstLine="0"/>
+            </w:pPr>
+            <w:r>
+              <w:rPr>
+                <w:rFonts w:ascii="Times New Roman" w:hAnsi="Times New Roman" w:eastAsia="宋体"/>
+                <w:b w:val="0"/>
+                <w:sz w:val="21"/>
+              </w:rPr>
+              <w:t>并发同幂等键下单仍可能重复预占库存</w:t>
+            </w:r>
+          </w:p>
+        </w:tc>
+        <w:tc>
+          <w:tcPr>
+            <w:tcW w:type="dxa" w:w="2773"/>
+          </w:tcPr>
+          <w:p>
+            <w:pPr>
+              <w:jc w:val="left"/>
+              <w:spacing w:before="30" w:after="30" w:line="240" w:lineRule="auto"/>
+              <w:ind w:firstLineChars="0" w:firstLine="0"/>
+            </w:pPr>
+            <w:r>
+              <w:rPr>
+                <w:rFonts w:ascii="Times New Roman" w:hAnsi="Times New Roman" w:eastAsia="宋体"/>
+                <w:b w:val="0"/>
+                <w:sz w:val="21"/>
+              </w:rPr>
+              <w:t>reserve 被调用多次，库存可能重复扣减</w:t>
+            </w:r>
+          </w:p>
+        </w:tc>
+        <w:tc>
+          <w:tcPr>
+            <w:tcW w:type="dxa" w:w="1873"/>
+          </w:tcPr>
+          <w:p>
+            <w:pPr>
+              <w:jc w:val="left"/>
+              <w:spacing w:before="30" w:after="30" w:line="240" w:lineRule="auto"/>
+              <w:ind w:firstLineChars="0" w:firstLine="0"/>
+            </w:pPr>
+            <w:r>
+              <w:rPr>
+                <w:rFonts w:ascii="Times New Roman" w:hAnsi="Times New Roman" w:eastAsia="宋体"/>
+                <w:b w:val="0"/>
+                <w:sz w:val="21"/>
+              </w:rPr>
+              <w:t>已记录（Issue #74），待修复</w:t>
             </w:r>
           </w:p>
         </w:tc>

--- a/reports/实验四_测试与部署.docx
+++ b/reports/实验四_测试与部署.docx
@@ -11263,7 +11263,7 @@
                 <w:b w:val="0"/>
                 <w:sz w:val="21"/>
               </w:rPr>
-              <w:t xml:space="preserve">容器化部署未验收</w:t>
+              <w:t>可观测性未接入</w:t>
             </w:r>
           </w:p>
         </w:tc>
@@ -11283,7 +11283,7 @@
                 <w:b w:val="0"/>
                 <w:sz w:val="21"/>
               </w:rPr>
-              <w:t xml:space="preserve">无容器编排验证</w:t>
+              <w:t>无 Prometheus / Grafana 监控</w:t>
             </w:r>
           </w:p>
         </w:tc>
@@ -11303,7 +11303,7 @@
                 <w:b w:val="0"/>
                 <w:sz w:val="21"/>
               </w:rPr>
-              <w:t xml:space="preserve">待完成（#44）</w:t>
+              <w:t>未做（#44 可观测性部分）</w:t>
             </w:r>
           </w:p>
         </w:tc>
@@ -12012,111 +12012,165 @@
           <w:b w:val="0"/>
           <w:sz w:val="24"/>
         </w:rPr>
-        <w:t xml:space="preserve">5.2 容器化部署（规划，未验收）</w:t>
+        <w:t>5.2 容器化部署（已验证，2026-10-29）</w:t>
       </w:r>
     </w:p>
     <w:p>
       <w:pPr>
-        <w:spacing w:line="360" w:lineRule="auto"/>
-        <w:ind w:firstLine="480"/>
-        <w:jc w:val="both"/>
+        <w:pStyle w:val="Heading3"/>
       </w:pPr>
       <w:r>
-        <w:rPr>
-          <w:rFonts w:ascii="Times New Roman" w:hAnsi="Times New Roman" w:eastAsia="宋体"/>
-          <w:sz w:val="24"/>
-        </w:rPr>
-        <w:t xml:space="preserve">仓库内已提供 </w:t>
-      </w:r>
-      <w:r>
-        <w:rPr>
-          <w:rFonts w:ascii="Times New Roman" w:cs="Consolas" w:eastAsia="宋体" w:hAnsi="Times New Roman"/>
-          <w:sz w:val="24"/>
-        </w:rPr>
-        <w:t xml:space="preserve">src/docker/docker-compose.yml</w:t>
-      </w:r>
-      <w:r>
-        <w:rPr>
-          <w:rFonts w:ascii="Times New Roman" w:hAnsi="Times New Roman" w:eastAsia="宋体"/>
-          <w:sz w:val="24"/>
-        </w:rPr>
-        <w:t xml:space="preserve"> 与 </w:t>
-      </w:r>
-      <w:r>
-        <w:rPr>
-          <w:rFonts w:ascii="Times New Roman" w:cs="Consolas" w:eastAsia="宋体" w:hAnsi="Times New Roman"/>
-          <w:sz w:val="24"/>
-        </w:rPr>
-        <w:t xml:space="preserve">init-db.sql</w:t>
-      </w:r>
-      <w:r>
-        <w:rPr>
-          <w:rFonts w:ascii="Times New Roman" w:hAnsi="Times New Roman" w:eastAsia="宋体"/>
-          <w:sz w:val="24"/>
-        </w:rPr>
-        <w:t xml:space="preserve">，设计目标是编排 Nacos、MySQL、五个业务服务和网关。</w:t>
+        <w:t>5.2.1 编排设计</w:t>
+      </w:r>
+    </w:p>
+    <w:p>
+      <w:pPr/>
+      <w:r>
+        <w:t>仓库提供 src/docker/docker-compose.yml 与 init-db.sql，共编排 8 个容器：Nacos、MySQL 与六个业务服务。业务服务不写 Dockerfile，直接用 eclipse-temurin:17-jre-alpine 运行打好的 jar。</w:t>
+      </w:r>
+    </w:p>
+    <w:p>
+      <w:pPr/>
+      <w:r>
+        <w:t>镜像：nacos/nacos-server:v2.3.2、mysql:8.0、eclipse-temurin:17-jre-alpine。各服务 target 下的 jar 以只读方式挂到容器内 /app/app.jar。</w:t>
+      </w:r>
+    </w:p>
+    <w:p>
+      <w:pPr/>
+      <w:r>
+        <w:t>配置全部走环境变量：NACOS_ADDR、DB_HOST、DB_PASSWORD、JWT_SECRET、INTERNAL_TOKEN、MOCK_SECRET 等；其中 INTERNAL_TOKEN 全栈必须一致，否则 /internal/** 返回 10003。</w:t>
+      </w:r>
+    </w:p>
+    <w:p>
+      <w:pPr/>
+      <w:r>
+        <w:t>启动顺序由 depends_on 与 healthcheck 控制，Nacos 与 MySQL 健康后才拉起业务服务。数据持久化使用具名卷：nacos-data、nacos-logs、mysql-data、product-uploads、user-uploads。</w:t>
+      </w:r>
+    </w:p>
+    <w:p>
+      <w:pPr/>
+      <w:r>
+        <w:t>各服务 schema.sql 由 Spring Boot 启动时自动执行，init-db.sql 只负责建五个空库。本项目当前不使用 Redis，编排中未包含 redis 服务。</w:t>
       </w:r>
     </w:p>
     <w:p>
       <w:pPr>
-        <w:spacing w:line="360" w:lineRule="auto"/>
-        <w:ind w:firstLine="480"/>
-        <w:jc w:val="both"/>
+        <w:pStyle w:val="Heading3"/>
       </w:pPr>
       <w:r>
-        <w:rPr>
-          <w:rFonts w:ascii="Times New Roman" w:hAnsi="Times New Roman" w:eastAsia="宋体"/>
-          <w:b/>
-          <w:bCs/>
-          <w:sz w:val="24"/>
-        </w:rPr>
-        <w:t xml:space="preserve">已验证</w:t>
-      </w:r>
-      <w:r>
-        <w:rPr>
-          <w:rFonts w:ascii="Times New Roman" w:hAnsi="Times New Roman" w:eastAsia="宋体"/>
-          <w:sz w:val="24"/>
-        </w:rPr>
-        <w:t xml:space="preserve">：各服务可独立启动，配置全部走环境变量，具备容器化前提。</w:t>
+        <w:t>5.2.2 实测记录</w:t>
+      </w:r>
+    </w:p>
+    <w:p>
+      <w:pPr/>
+      <w:r>
+        <w:t>测试环境：Windows 11 Home + WSL2（Ubuntu 26.04）+ Docker 29.1.3 + Docker Compose 2.40.3。因宿主已占用 8848、3306、9000~9005，验证时用 docker-compose.verify.yml 把宿主端口映射到 1xxxx 段；容器之间仍走原端口，不影响服务发现。</w:t>
+      </w:r>
+    </w:p>
+    <w:p>
+      <w:pPr/>
+      <w:r>
+        <w:t>编排校验与启动：docker compose config --quiet 通过（exit 0）；docker compose up -d 后 8 个容器全部 Started，其中 mall-nacos 与 mall-mysql 为 healthy，六个业务服务均为 Up。</w:t>
+      </w:r>
+    </w:p>
+    <w:p>
+      <w:pPr/>
+      <w:r>
+        <w:t>服务注册：Nacos 服务列表返回 count=6，六个服务 healthyInstanceCount 均为 1，说明全部成功注册。</w:t>
+      </w:r>
+    </w:p>
+    <w:p>
+      <w:pPr/>
+      <w:r>
+        <w:t>网关健康检查：/actuator/health 返回 status=UP，discoveryComposite 中列出 gateway、user-service、product-service、cart-service、payment-service、order-service 六个服务，nacosDiscovery 为 UP。</w:t>
+      </w:r>
+    </w:p>
+    <w:p>
+      <w:pPr/>
+      <w:r>
+        <w:t>数据库初始化：init-db.sql 建立五个空库，各服务 schema.sql 自动建表。表数统计为 mall_user 5 张、mall_product 6 张、mall_cart 2 张、mall_order 7 张（含新增的 audit_log、order_evaluation）、mall_payment 4 张。</w:t>
+      </w:r>
+    </w:p>
+    <w:p>
+      <w:pPr/>
+      <w:r>
+        <w:t>业务链路（经网关 19000）：注册 dockerbuyer01 返回 code=0；登录返回 JWT；商品列表、购物车、商品评价三个接口均返回 code=0，跨服务取数与 Nacos 负载均衡正常。</w:t>
+      </w:r>
+    </w:p>
+    <w:p>
+      <w:pPr/>
+      <w:r>
+        <w:t>内部鉴权：POST /internal/audit-logs 不带令牌返回 code=10003；带正确令牌返回 code=0，并在 audit_log 表中查到 DEPLOY_VERIFY / SUCCESS 一条记录。</w:t>
       </w:r>
     </w:p>
     <w:p>
       <w:pPr>
-        <w:spacing w:line="360" w:lineRule="auto"/>
-        <w:ind w:firstLine="480"/>
-        <w:jc w:val="both"/>
+        <w:pStyle w:val="Heading3"/>
       </w:pPr>
       <w:r>
-        <w:rPr>
-          <w:rFonts w:ascii="Times New Roman" w:hAnsi="Times New Roman" w:eastAsia="宋体"/>
-          <w:b/>
-          <w:bCs/>
-          <w:sz w:val="24"/>
-        </w:rPr>
-        <w:t xml:space="preserve">未验证</w:t>
-      </w:r>
-      <w:r>
-        <w:rPr>
-          <w:rFonts w:ascii="Times New Roman" w:hAnsi="Times New Roman" w:eastAsia="宋体"/>
-          <w:sz w:val="24"/>
-        </w:rPr>
-        <w:t xml:space="preserve">：能否一键起全栈、容器间网络与健康检查顺序、镜像构建。</w:t>
-      </w:r>
-      <w:r>
-        <w:rPr>
-          <w:rFonts w:ascii="Times New Roman" w:hAnsi="Times New Roman" w:eastAsia="宋体"/>
-          <w:b/>
-          <w:bCs/>
-          <w:sz w:val="24"/>
-        </w:rPr>
-        <w:t xml:space="preserve">本报告不宣称容器化部署已可用</w:t>
-      </w:r>
-      <w:r>
-        <w:rPr>
-          <w:rFonts w:ascii="Times New Roman" w:hAnsi="Times New Roman" w:eastAsia="宋体"/>
-          <w:sz w:val="24"/>
-        </w:rPr>
-        <w:t xml:space="preserve">，该项是 Issue #44 的任务。</w:t>
+        <w:t>5.2.3 部署过程中遇到并修复的问题</w:t>
+      </w:r>
+    </w:p>
+    <w:p>
+      <w:pPr/>
+      <w:r>
+        <w:t>一、命令写死 java -jar app.jar，与 Maven 产物名 xxx-1.0.0-SNAPSHOT.jar 不符，改为挂载具体 jar 到 /app/app.jar。</w:t>
+      </w:r>
+    </w:p>
+    <w:p>
+      <w:pPr/>
+      <w:r>
+        <w:t>二、init-db.sql 挂载路径多写了一层 docker/，改为 ./init-db.sql（相对 compose 文件所在目录）。</w:t>
+      </w:r>
+    </w:p>
+    <w:p>
+      <w:pPr/>
+      <w:r>
+        <w:t>三、init-db.sql 硬编码 ALTER USER ... IDENTIFIED BY，会覆盖 MYSQL_ROOT_PASSWORD，删除该语句只保留授权。</w:t>
+      </w:r>
+    </w:p>
+    <w:p>
+      <w:pPr/>
+      <w:r>
+        <w:t>四、缺 INTERNAL_TOKEN，服务间内部调用会被 10003 拒绝，补齐并说明全栈需一致。</w:t>
+      </w:r>
+    </w:p>
+    <w:p>
+      <w:pPr/>
+      <w:r>
+        <w:t>五、缺 ORDER_SERVICE_URL 与 AUDIT_ENABLED，审计上报无法工作，已补齐。</w:t>
+      </w:r>
+    </w:p>
+    <w:p>
+      <w:pPr/>
+      <w:r>
+        <w:t>六、user-service 上传目录是 uploads 而非 avatars，修正挂载并补 user-uploads 卷。</w:t>
+      </w:r>
+    </w:p>
+    <w:p>
+      <w:pPr/>
+      <w:r>
+        <w:t>七、项目不使用 Redis，编排中多余，已移除 redis 服务与 REDIS_PASSWORD。</w:t>
+      </w:r>
+    </w:p>
+    <w:p>
+      <w:pPr>
+        <w:pStyle w:val="Heading3"/>
+      </w:pPr>
+      <w:r>
+        <w:t>5.2.4 结论与边界</w:t>
+      </w:r>
+    </w:p>
+    <w:p>
+      <w:pPr/>
+      <w:r>
+        <w:t>已验证：docker compose up -d 一键起全栈；健康检查顺序正确；六个服务全部注册到 Nacos；数据库自动建表；网关路由与跨服务调用正常；内部令牌鉴权生效。</w:t>
+      </w:r>
+    </w:p>
+    <w:p>
+      <w:pPr/>
+      <w:r>
+        <w:t>未覆盖：可观测性（未接入 Prometheus 与 Grafana）、多实例横向扩容、生产级 TLS 与密钥管理。这些属于 Issue #44 标题中「可观测性建设」部分，本次未做，如实标注。</w:t>
       </w:r>
     </w:p>
     <w:p>

--- a/reports/实验四_测试与部署.docx
+++ b/reports/实验四_测试与部署.docx
@@ -1361,7 +1361,7 @@
           <w:rFonts w:ascii="Times New Roman" w:hAnsi="Times New Roman" w:eastAsia="宋体"/>
           <w:sz w:val="24"/>
         </w:rPr>
-        <w:t>六个后端模块共 25 个测试类、117 个测试用例。其中 116 个稳定通过，1 个并发用例（Issue48OrderConcurrencyTest）存在竞态缺陷，连续运行 5 次有 3 次失败，已在 Issue #74 记录。</w:t>
+        <w:t>六个后端模块共 27 个测试类、121 个测试用例，全部通过。此前 Issue48OrderConcurrencyTest 存在并发竞态（连续运行 5 次有 3 次失败），已在 Issue #74 修复：引入 RESERVING 状态以数据库 CAS 抢占库存预占执行权，该用例连跑 10 次全部通过，详见 4.4 节。</w:t>
       </w:r>
       <w:r>
         <w:rPr>
@@ -1555,19 +1555,8 @@
             <w:tcW w:type="dxa" w:w="1393"/>
           </w:tcPr>
           <w:p>
-            <w:pPr>
-              <w:keepNext/>
-              <w:jc w:val="left"/>
-              <w:spacing w:before="30" w:after="30" w:line="240" w:lineRule="auto"/>
-              <w:ind w:firstLineChars="0" w:firstLine="0"/>
-            </w:pPr>
-            <w:r>
-              <w:rPr>
-                <w:rFonts w:ascii="Times New Roman" w:hAnsi="Times New Roman" w:eastAsia="宋体"/>
-                <w:b w:val="0"/>
-                <w:sz w:val="21"/>
-              </w:rPr>
-              <w:t>1</w:t>
+            <w:r>
+              <w:t>2</w:t>
             </w:r>
           </w:p>
         </w:tc>
@@ -1576,19 +1565,8 @@
             <w:tcW w:type="dxa" w:w="1288"/>
           </w:tcPr>
           <w:p>
-            <w:pPr>
-              <w:keepNext/>
-              <w:jc w:val="left"/>
-              <w:spacing w:before="30" w:after="30" w:line="240" w:lineRule="auto"/>
-              <w:ind w:firstLineChars="0" w:firstLine="0"/>
-            </w:pPr>
-            <w:r>
-              <w:rPr>
-                <w:rFonts w:ascii="Times New Roman" w:hAnsi="Times New Roman" w:eastAsia="宋体"/>
-                <w:b w:val="0"/>
-                <w:sz w:val="21"/>
-              </w:rPr>
-              <w:t>10</w:t>
+            <w:r>
+              <w:t>14</w:t>
             </w:r>
           </w:p>
         </w:tc>
@@ -1597,19 +1575,8 @@
             <w:tcW w:type="dxa" w:w="1366"/>
           </w:tcPr>
           <w:p>
-            <w:pPr>
-              <w:keepNext/>
-              <w:jc w:val="left"/>
-              <w:spacing w:before="30" w:after="30" w:line="240" w:lineRule="auto"/>
-              <w:ind w:firstLineChars="0" w:firstLine="0"/>
-            </w:pPr>
-            <w:r>
-              <w:rPr>
-                <w:rFonts w:ascii="Times New Roman" w:hAnsi="Times New Roman" w:eastAsia="宋体"/>
-                <w:b w:val="0"/>
-                <w:sz w:val="21"/>
-              </w:rPr>
-              <w:t xml:space="preserve">通过</w:t>
+            <w:r>
+              <w:t>通过</w:t>
             </w:r>
           </w:p>
         </w:tc>
@@ -1643,17 +1610,7 @@
             <w:tcW w:type="dxa" w:w="1393"/>
           </w:tcPr>
           <w:p>
-            <w:pPr>
-              <w:jc w:val="left"/>
-              <w:spacing w:before="30" w:after="30" w:line="240" w:lineRule="auto"/>
-              <w:ind w:firstLineChars="0" w:firstLine="0"/>
-            </w:pPr>
-            <w:r>
-              <w:rPr>
-                <w:rFonts w:ascii="Times New Roman" w:hAnsi="Times New Roman" w:eastAsia="宋体"/>
-                <w:b w:val="0"/>
-                <w:sz w:val="21"/>
-              </w:rPr>
+            <w:r>
               <w:t>2</w:t>
             </w:r>
           </w:p>
@@ -1663,17 +1620,7 @@
             <w:tcW w:type="dxa" w:w="1288"/>
           </w:tcPr>
           <w:p>
-            <w:pPr>
-              <w:jc w:val="left"/>
-              <w:spacing w:before="30" w:after="30" w:line="240" w:lineRule="auto"/>
-              <w:ind w:firstLineChars="0" w:firstLine="0"/>
-            </w:pPr>
-            <w:r>
-              <w:rPr>
-                <w:rFonts w:ascii="Times New Roman" w:hAnsi="Times New Roman" w:eastAsia="宋体"/>
-                <w:b w:val="0"/>
-                <w:sz w:val="21"/>
-              </w:rPr>
+            <w:r>
               <w:t>6</w:t>
             </w:r>
           </w:p>
@@ -1683,18 +1630,8 @@
             <w:tcW w:type="dxa" w:w="1366"/>
           </w:tcPr>
           <w:p>
-            <w:pPr>
-              <w:jc w:val="left"/>
-              <w:spacing w:before="30" w:after="30" w:line="240" w:lineRule="auto"/>
-              <w:ind w:firstLineChars="0" w:firstLine="0"/>
-            </w:pPr>
-            <w:r>
-              <w:rPr>
-                <w:rFonts w:ascii="Times New Roman" w:hAnsi="Times New Roman" w:eastAsia="宋体"/>
-                <w:b w:val="0"/>
-                <w:sz w:val="21"/>
-              </w:rPr>
-              <w:t xml:space="preserve">通过</w:t>
+            <w:r>
+              <w:t>通过</w:t>
             </w:r>
           </w:p>
         </w:tc>
@@ -1728,17 +1665,7 @@
             <w:tcW w:type="dxa" w:w="1393"/>
           </w:tcPr>
           <w:p>
-            <w:pPr>
-              <w:jc w:val="left"/>
-              <w:spacing w:before="30" w:after="30" w:line="240" w:lineRule="auto"/>
-              <w:ind w:firstLineChars="0" w:firstLine="0"/>
-            </w:pPr>
-            <w:r>
-              <w:rPr>
-                <w:rFonts w:ascii="Times New Roman" w:hAnsi="Times New Roman" w:eastAsia="宋体"/>
-                <w:b w:val="0"/>
-                <w:sz w:val="21"/>
-              </w:rPr>
+            <w:r>
               <w:t>4</w:t>
             </w:r>
           </w:p>
@@ -1748,17 +1675,7 @@
             <w:tcW w:type="dxa" w:w="1288"/>
           </w:tcPr>
           <w:p>
-            <w:pPr>
-              <w:jc w:val="left"/>
-              <w:spacing w:before="30" w:after="30" w:line="240" w:lineRule="auto"/>
-              <w:ind w:firstLineChars="0" w:firstLine="0"/>
-            </w:pPr>
-            <w:r>
-              <w:rPr>
-                <w:rFonts w:ascii="Times New Roman" w:hAnsi="Times New Roman" w:eastAsia="宋体"/>
-                <w:b w:val="0"/>
-                <w:sz w:val="21"/>
-              </w:rPr>
+            <w:r>
               <w:t>9</w:t>
             </w:r>
           </w:p>
@@ -1768,18 +1685,8 @@
             <w:tcW w:type="dxa" w:w="1366"/>
           </w:tcPr>
           <w:p>
-            <w:pPr>
-              <w:jc w:val="left"/>
-              <w:spacing w:before="30" w:after="30" w:line="240" w:lineRule="auto"/>
-              <w:ind w:firstLineChars="0" w:firstLine="0"/>
-            </w:pPr>
-            <w:r>
-              <w:rPr>
-                <w:rFonts w:ascii="Times New Roman" w:hAnsi="Times New Roman" w:eastAsia="宋体"/>
-                <w:b w:val="0"/>
-                <w:sz w:val="21"/>
-              </w:rPr>
-              <w:t xml:space="preserve">通过</w:t>
+            <w:r>
+              <w:t>通过</w:t>
             </w:r>
           </w:p>
         </w:tc>
@@ -1813,17 +1720,7 @@
             <w:tcW w:type="dxa" w:w="1393"/>
           </w:tcPr>
           <w:p>
-            <w:pPr>
-              <w:jc w:val="left"/>
-              <w:spacing w:before="30" w:after="30" w:line="240" w:lineRule="auto"/>
-              <w:ind w:firstLineChars="0" w:firstLine="0"/>
-            </w:pPr>
-            <w:r>
-              <w:rPr>
-                <w:rFonts w:ascii="Times New Roman" w:hAnsi="Times New Roman" w:eastAsia="宋体"/>
-                <w:b w:val="0"/>
-                <w:sz w:val="21"/>
-              </w:rPr>
+            <w:r>
               <w:t>5</w:t>
             </w:r>
           </w:p>
@@ -1833,17 +1730,7 @@
             <w:tcW w:type="dxa" w:w="1288"/>
           </w:tcPr>
           <w:p>
-            <w:pPr>
-              <w:jc w:val="left"/>
-              <w:spacing w:before="30" w:after="30" w:line="240" w:lineRule="auto"/>
-              <w:ind w:firstLineChars="0" w:firstLine="0"/>
-            </w:pPr>
-            <w:r>
-              <w:rPr>
-                <w:rFonts w:ascii="Times New Roman" w:hAnsi="Times New Roman" w:eastAsia="宋体"/>
-                <w:b w:val="0"/>
-                <w:sz w:val="21"/>
-              </w:rPr>
+            <w:r>
               <w:t>27</w:t>
             </w:r>
           </w:p>
@@ -1853,18 +1740,8 @@
             <w:tcW w:type="dxa" w:w="1366"/>
           </w:tcPr>
           <w:p>
-            <w:pPr>
-              <w:jc w:val="left"/>
-              <w:spacing w:before="30" w:after="30" w:line="240" w:lineRule="auto"/>
-              <w:ind w:firstLineChars="0" w:firstLine="0"/>
-            </w:pPr>
-            <w:r>
-              <w:rPr>
-                <w:rFonts w:ascii="Times New Roman" w:hAnsi="Times New Roman" w:eastAsia="宋体"/>
-                <w:b w:val="0"/>
-                <w:sz w:val="21"/>
-              </w:rPr>
-              <w:t xml:space="preserve">通过</w:t>
+            <w:r>
+              <w:t>通过</w:t>
             </w:r>
           </w:p>
         </w:tc>
@@ -1898,17 +1775,7 @@
             <w:tcW w:type="dxa" w:w="1393"/>
           </w:tcPr>
           <w:p>
-            <w:pPr>
-              <w:jc w:val="left"/>
-              <w:spacing w:before="30" w:after="30" w:line="240" w:lineRule="auto"/>
-              <w:ind w:firstLineChars="0" w:firstLine="0"/>
-            </w:pPr>
-            <w:r>
-              <w:rPr>
-                <w:rFonts w:ascii="Times New Roman" w:hAnsi="Times New Roman" w:eastAsia="宋体"/>
-                <w:b w:val="0"/>
-                <w:sz w:val="21"/>
-              </w:rPr>
+            <w:r>
               <w:t>7</w:t>
             </w:r>
           </w:p>
@@ -1918,17 +1785,7 @@
             <w:tcW w:type="dxa" w:w="1288"/>
           </w:tcPr>
           <w:p>
-            <w:pPr>
-              <w:jc w:val="left"/>
-              <w:spacing w:before="30" w:after="30" w:line="240" w:lineRule="auto"/>
-              <w:ind w:firstLineChars="0" w:firstLine="0"/>
-            </w:pPr>
-            <w:r>
-              <w:rPr>
-                <w:rFonts w:ascii="Times New Roman" w:hAnsi="Times New Roman" w:eastAsia="宋体"/>
-                <w:b w:val="0"/>
-                <w:sz w:val="21"/>
-              </w:rPr>
+            <w:r>
               <w:t>29</w:t>
             </w:r>
           </w:p>
@@ -1938,18 +1795,8 @@
             <w:tcW w:type="dxa" w:w="1366"/>
           </w:tcPr>
           <w:p>
-            <w:pPr>
-              <w:jc w:val="left"/>
-              <w:spacing w:before="30" w:after="30" w:line="240" w:lineRule="auto"/>
-              <w:ind w:firstLineChars="0" w:firstLine="0"/>
-            </w:pPr>
-            <w:r>
-              <w:rPr>
-                <w:rFonts w:ascii="Times New Roman" w:hAnsi="Times New Roman" w:eastAsia="宋体"/>
-                <w:b w:val="0"/>
-                <w:sz w:val="21"/>
-              </w:rPr>
-              <w:t xml:space="preserve">通过</w:t>
+            <w:r>
+              <w:t>通过</w:t>
             </w:r>
           </w:p>
         </w:tc>
@@ -1983,18 +1830,8 @@
             <w:tcW w:type="dxa" w:w="1393"/>
           </w:tcPr>
           <w:p>
-            <w:pPr>
-              <w:jc w:val="left"/>
-              <w:spacing w:before="30" w:after="30" w:line="240" w:lineRule="auto"/>
-              <w:ind w:firstLineChars="0" w:firstLine="0"/>
-            </w:pPr>
-            <w:r>
-              <w:rPr>
-                <w:rFonts w:ascii="Times New Roman" w:hAnsi="Times New Roman" w:eastAsia="宋体"/>
-                <w:b w:val="0"/>
-                <w:sz w:val="21"/>
-              </w:rPr>
-              <w:t>6</w:t>
+            <w:r>
+              <w:t>7</w:t>
             </w:r>
           </w:p>
         </w:tc>
@@ -2003,18 +1840,8 @@
             <w:tcW w:type="dxa" w:w="1288"/>
           </w:tcPr>
           <w:p>
-            <w:pPr>
-              <w:jc w:val="left"/>
-              <w:spacing w:before="30" w:after="30" w:line="240" w:lineRule="auto"/>
-              <w:ind w:firstLineChars="0" w:firstLine="0"/>
-            </w:pPr>
-            <w:r>
-              <w:rPr>
-                <w:rFonts w:ascii="Times New Roman" w:hAnsi="Times New Roman" w:eastAsia="宋体"/>
-                <w:b w:val="0"/>
-                <w:sz w:val="21"/>
-              </w:rPr>
-              <w:t>36</w:t>
+            <w:r>
+              <w:t>40</w:t>
             </w:r>
           </w:p>
         </w:tc>
@@ -2023,18 +1850,8 @@
             <w:tcW w:type="dxa" w:w="1366"/>
           </w:tcPr>
           <w:p>
-            <w:pPr>
-              <w:jc w:val="left"/>
-              <w:spacing w:before="30" w:after="30" w:line="240" w:lineRule="auto"/>
-              <w:ind w:firstLineChars="0" w:firstLine="0"/>
-            </w:pPr>
-            <w:r>
-              <w:rPr>
-                <w:rFonts w:ascii="Times New Roman" w:hAnsi="Times New Roman" w:eastAsia="宋体"/>
-                <w:b w:val="0"/>
-                <w:sz w:val="21"/>
-              </w:rPr>
-              <w:t xml:space="preserve">通过</w:t>
+            <w:r>
+              <w:t>通过</w:t>
             </w:r>
           </w:p>
         </w:tc>
@@ -2068,18 +1885,8 @@
             <w:tcW w:type="dxa" w:w="1393"/>
           </w:tcPr>
           <w:p>
-            <w:pPr>
-              <w:jc w:val="left"/>
-              <w:spacing w:before="30" w:after="30" w:line="240" w:lineRule="auto"/>
-              <w:ind w:firstLineChars="0" w:firstLine="0"/>
-            </w:pPr>
-            <w:r>
-              <w:rPr>
-                <w:rFonts w:ascii="Times New Roman" w:hAnsi="Times New Roman" w:eastAsia="宋体"/>
-                <w:b w:val="0"/>
-                <w:sz w:val="21"/>
-              </w:rPr>
-              <w:t>25</w:t>
+            <w:r>
+              <w:t>27</w:t>
             </w:r>
           </w:p>
         </w:tc>
@@ -2088,18 +1895,8 @@
             <w:tcW w:type="dxa" w:w="1288"/>
           </w:tcPr>
           <w:p>
-            <w:pPr>
-              <w:jc w:val="left"/>
-              <w:spacing w:before="30" w:after="30" w:line="240" w:lineRule="auto"/>
-              <w:ind w:firstLineChars="0" w:firstLine="0"/>
-            </w:pPr>
-            <w:r>
-              <w:rPr>
-                <w:rFonts w:ascii="Times New Roman" w:hAnsi="Times New Roman" w:eastAsia="宋体"/>
-                <w:b w:val="0"/>
-                <w:sz w:val="21"/>
-              </w:rPr>
-              <w:t>117</w:t>
+            <w:r>
+              <w:t>121</w:t>
             </w:r>
           </w:p>
         </w:tc>
@@ -2108,23 +1905,67 @@
             <w:tcW w:type="dxa" w:w="1366"/>
           </w:tcPr>
           <w:p>
-            <w:pPr>
-              <w:jc w:val="left"/>
-              <w:spacing w:before="30" w:after="30" w:line="240" w:lineRule="auto"/>
-              <w:ind w:firstLineChars="0" w:firstLine="0"/>
-            </w:pPr>
-            <w:r>
-              <w:rPr>
-                <w:rFonts w:ascii="Times New Roman" w:hAnsi="Times New Roman" w:eastAsia="宋体"/>
-                <w:b w:val="0"/>
-                <w:sz w:val="21"/>
-              </w:rPr>
-              <w:t>116 通过 / 1 不稳定</w:t>
+            <w:r>
+              <w:t>全部通过</w:t>
             </w:r>
           </w:p>
         </w:tc>
       </w:tr>
     </w:tbl>
+    <w:p>
+      <w:pPr>
+        <w:ind w:firstLine="0"/>
+        <w:jc w:val="center"/>
+      </w:pPr>
+      <w:r>
+        <w:drawing>
+          <wp:inline xmlns:a="http://schemas.openxmlformats.org/drawingml/2006/main" xmlns:pic="http://schemas.openxmlformats.org/drawingml/2006/picture">
+            <wp:extent cx="5486400" cy="3391593"/>
+            <wp:docPr id="1" name="Picture 1"/>
+            <wp:cNvGraphicFramePr>
+              <a:graphicFrameLocks noChangeAspect="1"/>
+            </wp:cNvGraphicFramePr>
+            <a:graphic>
+              <a:graphicData uri="http://schemas.openxmlformats.org/drawingml/2006/picture">
+                <pic:pic>
+                  <pic:nvPicPr>
+                    <pic:cNvPr id="0" name="fig4-2_testcases.png"/>
+                    <pic:cNvPicPr/>
+                  </pic:nvPicPr>
+                  <pic:blipFill>
+                    <a:blip r:embed="rId9"/>
+                    <a:stretch>
+                      <a:fillRect/>
+                    </a:stretch>
+                  </pic:blipFill>
+                  <pic:spPr>
+                    <a:xfrm>
+                      <a:off x="0" y="0"/>
+                      <a:ext cx="5486400" cy="3391593"/>
+                    </a:xfrm>
+                    <a:prstGeom prst="rect"/>
+                  </pic:spPr>
+                </pic:pic>
+              </a:graphicData>
+            </a:graphic>
+          </wp:inline>
+        </w:drawing>
+      </w:r>
+    </w:p>
+    <w:p>
+      <w:pPr>
+        <w:ind w:firstLine="0"/>
+        <w:jc w:val="center"/>
+      </w:pPr>
+      <w:r>
+        <w:rPr>
+          <w:rFonts w:ascii="宋体" w:hAnsi="宋体" w:eastAsia="宋体"/>
+          <w:b/>
+          <w:sz w:val="21"/>
+        </w:rPr>
+        <w:t>图 4-2 自动化测试用例分布（共 121 个，全部通过）</w:t>
+      </w:r>
+    </w:p>
     <w:p>
       <w:pPr>
         <w:pStyle w:val="Heading3"/>
@@ -2155,7 +1996,7 @@
           <w:bCs/>
           <w:sz w:val="24"/>
         </w:rPr>
-        <w:t xml:space="preserve">gateway（9 个）</w:t>
+        <w:t>gateway（14 个）</w:t>
       </w:r>
     </w:p>
     <w:p>
@@ -2341,6 +2182,38 @@
           </w:p>
         </w:tc>
       </w:tr>
+      <w:tr>
+        <w:tc>
+          <w:tcPr>
+            <w:tcW w:type="dxa" w:w="6101"/>
+          </w:tcPr>
+          <w:p>
+            <w:r>
+              <w:t>TraceIdFilterTest</w:t>
+            </w:r>
+          </w:p>
+        </w:tc>
+        <w:tc>
+          <w:tcPr>
+            <w:tcW w:type="dxa" w:w="959"/>
+          </w:tcPr>
+          <w:p>
+            <w:r>
+              <w:t>4</w:t>
+            </w:r>
+          </w:p>
+        </w:tc>
+        <w:tc>
+          <w:tcPr>
+            <w:tcW w:type="dxa" w:w="1794"/>
+          </w:tcPr>
+          <w:p>
+            <w:r>
+              <w:t>TraceId 自动生成、沿用调用方值、超长替换、执行顺序早于鉴权</w:t>
+            </w:r>
+          </w:p>
+        </w:tc>
+      </w:tr>
     </w:tbl>
     <w:p>
       <w:pPr>
@@ -4065,7 +3938,7 @@
           <w:bCs/>
           <w:sz w:val="24"/>
         </w:rPr>
-        <w:t>payment-service（36 个）</w:t>
+        <w:t>payment-service（40 个）</w:t>
       </w:r>
     </w:p>
     <w:p>
@@ -4574,6 +4447,38 @@
                 <w:sz w:val="21"/>
               </w:rPr>
               <w:t>三类售后流程、权限、状态幂等</w:t>
+            </w:r>
+          </w:p>
+        </w:tc>
+      </w:tr>
+      <w:tr>
+        <w:tc>
+          <w:tcPr>
+            <w:tcW w:type="dxa" w:w="6122"/>
+          </w:tcPr>
+          <w:p>
+            <w:r>
+              <w:t>PaymentReconcileJobTest</w:t>
+            </w:r>
+          </w:p>
+        </w:tc>
+        <w:tc>
+          <w:tcPr>
+            <w:tcW w:type="dxa" w:w="820"/>
+          </w:tcPr>
+          <w:p>
+            <w:r>
+              <w:t>4</w:t>
+            </w:r>
+          </w:p>
+        </w:tc>
+        <w:tc>
+          <w:tcPr>
+            <w:tcW w:type="dxa" w:w="1912"/>
+          </w:tcPr>
+          <w:p>
+            <w:r>
+              <w:t>支付后对账：补齐成功、订单通知失败不置位、库存确认失败不置位、已对账不重复处理</w:t>
             </w:r>
           </w:p>
         </w:tc>
@@ -9264,6 +9169,162 @@
           </w:p>
         </w:tc>
       </w:tr>
+      <w:tr>
+        <w:tc>
+          <w:tcPr>
+            <w:tcW w:type="dxa" w:w="1065"/>
+          </w:tcPr>
+          <w:p>
+            <w:r>
+              <w:t>B-08</w:t>
+            </w:r>
+          </w:p>
+        </w:tc>
+        <w:tc>
+          <w:tcPr>
+            <w:tcW w:type="dxa" w:w="1087"/>
+          </w:tcPr>
+          <w:p>
+            <w:r>
+              <w:t>同幂等键并发重复预占库存</w:t>
+            </w:r>
+          </w:p>
+        </w:tc>
+        <w:tc>
+          <w:tcPr>
+            <w:tcW w:type="dxa" w:w="2142"/>
+          </w:tcPr>
+          <w:p>
+            <w:r>
+              <w:t>50 线程并发同一幂等键时，库存预占接口被调用 3 次，库存被多扣，订单表只有 1 笔</w:t>
+            </w:r>
+          </w:p>
+        </w:tc>
+        <w:tc>
+          <w:tcPr>
+            <w:tcW w:type="dxa" w:w="2374"/>
+          </w:tcPr>
+          <w:p>
+            <w:r>
+              <w:t>先提交订单事务、后调用预占，resume 在该窗口内自行补做了一次预占（TOCTOU）</w:t>
+            </w:r>
+          </w:p>
+        </w:tc>
+        <w:tc>
+          <w:tcPr>
+            <w:tcW w:type="dxa" w:w="2184"/>
+          </w:tcPr>
+          <w:p>
+            <w:r>
+              <w:t>新增 RESERVING 状态以数据库 CAS 抢占执行权，预占收敛到唯一入口；连跑 10 次全通过</w:t>
+            </w:r>
+          </w:p>
+        </w:tc>
+      </w:tr>
+      <w:tr>
+        <w:tc>
+          <w:tcPr>
+            <w:tcW w:type="dxa" w:w="1065"/>
+          </w:tcPr>
+          <w:p>
+            <w:r>
+              <w:t>B-09</w:t>
+            </w:r>
+          </w:p>
+        </w:tc>
+        <w:tc>
+          <w:tcPr>
+            <w:tcW w:type="dxa" w:w="1087"/>
+          </w:tcPr>
+          <w:p>
+            <w:r>
+              <w:t>预占单号高并发撞号</w:t>
+            </w:r>
+          </w:p>
+        </w:tc>
+        <w:tc>
+          <w:tcPr>
+            <w:tcW w:type="dxa" w:w="2142"/>
+          </w:tcPr>
+          <w:p>
+            <w:r>
+              <w:t>500 线程并发预占时报主键冲突与唯一键冲突</w:t>
+            </w:r>
+          </w:p>
+        </w:tc>
+        <w:tc>
+          <w:tcPr>
+            <w:tcW w:type="dxa" w:w="2374"/>
+          </w:tcPr>
+          <w:p>
+            <w:r>
+              <w:t>预占单号原为「R + 10 位纯数字」，仅 10^10 种取值，按生日碰撞计算高并发下约有 1% 重复率</w:t>
+            </w:r>
+          </w:p>
+        </w:tc>
+        <w:tc>
+          <w:tcPr>
+            <w:tcW w:type="dxa" w:w="2184"/>
+          </w:tcPr>
+          <w:p>
+            <w:r>
+              <w:t>改为时间戳 + 16 位十六进制；库存明细主键改由（预占单号, SKU）哈希派生，去掉自增序列争用</w:t>
+            </w:r>
+          </w:p>
+        </w:tc>
+      </w:tr>
+      <w:tr>
+        <w:tc>
+          <w:tcPr>
+            <w:tcW w:type="dxa" w:w="1065"/>
+          </w:tcPr>
+          <w:p>
+            <w:r>
+              <w:t>B-10</w:t>
+            </w:r>
+          </w:p>
+        </w:tc>
+        <w:tc>
+          <w:tcPr>
+            <w:tcW w:type="dxa" w:w="1087"/>
+          </w:tcPr>
+          <w:p>
+            <w:r>
+              <w:t>容器化部署后系统不可用</w:t>
+            </w:r>
+          </w:p>
+        </w:tc>
+        <w:tc>
+          <w:tcPr>
+            <w:tcW w:type="dxa" w:w="2142"/>
+          </w:tcPr>
+          <w:p>
+            <w:r>
+              <w:t>docker compose 起全栈后容器全绿，但没人能发布上架商品</w:t>
+            </w:r>
+          </w:p>
+        </w:tc>
+        <w:tc>
+          <w:tcPr>
+            <w:tcW w:type="dxa" w:w="2374"/>
+          </w:tcPr>
+          <w:p>
+            <w:r>
+              <w:t>注册接口只创建 BUYER 角色，compose 未传管理员引导变量，导致没有 ADMIN、无法审核商品与提权卖家</w:t>
+            </w:r>
+          </w:p>
+        </w:tc>
+        <w:tc>
+          <w:tcPr>
+            <w:tcW w:type="dxa" w:w="2184"/>
+          </w:tcPr>
+          <w:p>
+            <w:r>
+              <w:t>compose 补传 ADMIN_BOOTSTRAP_ACCOUNT / PASSWORD；并在报告 5.2 节记录实测</w:t>
+            </w:r>
+          </w:p>
+        </w:tc>
+      </w:tr>
     </w:tbl>
     <w:p>
       <w:pPr>
@@ -9286,6 +9347,60 @@
           <w:sz w:val="24"/>
         </w:rPr>
         <w:t xml:space="preserve">：B-02、B-04、B-06、B-07 都是「代码看起来对、单测也能过」，只有真正跑起来或专门构造并发场景才暴露。</w:t>
+      </w:r>
+    </w:p>
+    <w:p>
+      <w:pPr>
+        <w:ind w:firstLine="0"/>
+        <w:jc w:val="center"/>
+      </w:pPr>
+      <w:r>
+        <w:drawing>
+          <wp:inline xmlns:a="http://schemas.openxmlformats.org/drawingml/2006/main" xmlns:pic="http://schemas.openxmlformats.org/drawingml/2006/picture">
+            <wp:extent cx="5486400" cy="3391593"/>
+            <wp:docPr id="2" name="Picture 2"/>
+            <wp:cNvGraphicFramePr>
+              <a:graphicFrameLocks noChangeAspect="1"/>
+            </wp:cNvGraphicFramePr>
+            <a:graphic>
+              <a:graphicData uri="http://schemas.openxmlformats.org/drawingml/2006/picture">
+                <pic:pic>
+                  <pic:nvPicPr>
+                    <pic:cNvPr id="0" name="fig4-3_concurrency_fix.png"/>
+                    <pic:cNvPicPr/>
+                  </pic:nvPicPr>
+                  <pic:blipFill>
+                    <a:blip r:embed="rId10"/>
+                    <a:stretch>
+                      <a:fillRect/>
+                    </a:stretch>
+                  </pic:blipFill>
+                  <pic:spPr>
+                    <a:xfrm>
+                      <a:off x="0" y="0"/>
+                      <a:ext cx="5486400" cy="3391593"/>
+                    </a:xfrm>
+                    <a:prstGeom prst="rect"/>
+                  </pic:spPr>
+                </pic:pic>
+              </a:graphicData>
+            </a:graphic>
+          </wp:inline>
+        </w:drawing>
+      </w:r>
+    </w:p>
+    <w:p>
+      <w:pPr>
+        <w:ind w:firstLine="0"/>
+        <w:jc w:val="center"/>
+      </w:pPr>
+      <w:r>
+        <w:rPr>
+          <w:rFonts w:ascii="宋体" w:hAnsi="宋体" w:eastAsia="宋体"/>
+          <w:b/>
+          <w:sz w:val="21"/>
+        </w:rPr>
+        <w:t>图 4-3 并发缺陷修复前后连跑通过率对比</w:t>
       </w:r>
     </w:p>
     <w:p>
@@ -10241,6 +10356,1498 @@
           <w:sz w:val="24"/>
         </w:rPr>
         <w:t xml:space="preserve">。</w:t>
+      </w:r>
+    </w:p>
+    <w:p>
+      <w:pPr>
+        <w:ind w:firstLine="0"/>
+        <w:jc w:val="center"/>
+      </w:pPr>
+      <w:r>
+        <w:drawing>
+          <wp:inline xmlns:a="http://schemas.openxmlformats.org/drawingml/2006/main" xmlns:pic="http://schemas.openxmlformats.org/drawingml/2006/picture">
+            <wp:extent cx="5486400" cy="3391593"/>
+            <wp:docPr id="3" name="Picture 3"/>
+            <wp:cNvGraphicFramePr>
+              <a:graphicFrameLocks noChangeAspect="1"/>
+            </wp:cNvGraphicFramePr>
+            <a:graphic>
+              <a:graphicData uri="http://schemas.openxmlformats.org/drawingml/2006/picture">
+                <pic:pic>
+                  <pic:nvPicPr>
+                    <pic:cNvPr id="0" name="fig4-4_loadtest_p95.png"/>
+                    <pic:cNvPicPr/>
+                  </pic:nvPicPr>
+                  <pic:blipFill>
+                    <a:blip r:embed="rId11"/>
+                    <a:stretch>
+                      <a:fillRect/>
+                    </a:stretch>
+                  </pic:blipFill>
+                  <pic:spPr>
+                    <a:xfrm>
+                      <a:off x="0" y="0"/>
+                      <a:ext cx="5486400" cy="3391593"/>
+                    </a:xfrm>
+                    <a:prstGeom prst="rect"/>
+                  </pic:spPr>
+                </pic:pic>
+              </a:graphicData>
+            </a:graphic>
+          </wp:inline>
+        </w:drawing>
+      </w:r>
+    </w:p>
+    <w:p>
+      <w:pPr>
+        <w:ind w:firstLine="0"/>
+        <w:jc w:val="center"/>
+      </w:pPr>
+      <w:r>
+        <w:rPr>
+          <w:rFonts w:ascii="宋体" w:hAnsi="宋体" w:eastAsia="宋体"/>
+          <w:b/>
+          <w:sz w:val="21"/>
+        </w:rPr>
+        <w:t>图 4-4 Docker 全栈压测 P95 延迟（六个场景，错误率 0%）</w:t>
+      </w:r>
+    </w:p>
+    <w:p>
+      <w:pPr>
+        <w:spacing w:line="360" w:lineRule="auto"/>
+        <w:ind w:firstLine="480"/>
+      </w:pPr>
+      <w:r>
+        <w:rPr>
+          <w:rFonts w:ascii="宋体" w:hAnsi="宋体" w:eastAsia="宋体"/>
+          <w:b w:val="0"/>
+          <w:sz w:val="24"/>
+        </w:rPr>
+        <w:t>在 Docker Compose 起的全栈环境（六个服务 + Nacos + MySQL 全部容器化）上，对关键接口做了并发压测。本机没有 JMeter 或 wrk，使用 curl 并发发起请求并记录每次耗时，汇总计算 P50/P95/P99 与吞吐量。压测只针对只读接口，不影响已有业务数据。</w:t>
+      </w:r>
+    </w:p>
+    <w:p>
+      <w:pPr>
+        <w:spacing w:line="360" w:lineRule="auto"/>
+        <w:ind w:firstLine="480"/>
+      </w:pPr>
+      <w:r>
+        <w:rPr>
+          <w:rFonts w:ascii="宋体" w:hAnsi="宋体" w:eastAsia="宋体"/>
+          <w:b w:val="0"/>
+          <w:sz w:val="24"/>
+        </w:rPr>
+        <w:t>实测结果见表 4-18。并发由 10 提升到 50 时，P95 延迟约增长到 4 倍：商品列表从 23 ms 升到 101 ms，购物车查询从 26 ms 升到 97 ms。六个场景的非 200 响应数均为 0。</w:t>
+      </w:r>
+    </w:p>
+    <w:p>
+      <w:pPr>
+        <w:spacing w:line="360" w:lineRule="auto"/>
+        <w:ind w:firstLine="0"/>
+      </w:pPr>
+      <w:r>
+        <w:rPr>
+          <w:rFonts w:ascii="宋体" w:hAnsi="宋体" w:eastAsia="宋体"/>
+          <w:b/>
+          <w:sz w:val="24"/>
+        </w:rPr>
+        <w:t>表 4-18 Docker 全栈压测结果</w:t>
+      </w:r>
+    </w:p>
+    <w:tbl>
+      <w:tblPr>
+        <w:tblW w:type="auto" w:w="0"/>
+        <w:tblLook w:firstColumn="1" w:firstRow="1" w:lastColumn="0" w:lastRow="0" w:noHBand="0" w:noVBand="1" w:val="04A0"/>
+      </w:tblPr>
+      <w:tblGrid>
+        <w:gridCol w:w="1134"/>
+        <w:gridCol w:w="1134"/>
+        <w:gridCol w:w="1134"/>
+        <w:gridCol w:w="1134"/>
+        <w:gridCol w:w="1134"/>
+        <w:gridCol w:w="1134"/>
+        <w:gridCol w:w="1134"/>
+        <w:gridCol w:w="1134"/>
+      </w:tblGrid>
+      <w:tr>
+        <w:tc>
+          <w:tcPr>
+            <w:tcW w:type="dxa" w:w="1134"/>
+            <w:tcBorders>
+              <w:top w:val="single" w:sz="12" w:color="000000"/>
+              <w:bottom w:val="single" w:sz="6" w:color="000000"/>
+              <w:left w:val="nil"/>
+              <w:right w:val="nil"/>
+            </w:tcBorders>
+          </w:tcPr>
+          <w:p>
+            <w:pPr>
+              <w:ind w:firstLine="0"/>
+              <w:jc w:val="center"/>
+            </w:pPr>
+            <w:r>
+              <w:rPr>
+                <w:rFonts w:ascii="宋体" w:hAnsi="宋体" w:eastAsia="宋体"/>
+                <w:b/>
+                <w:sz w:val="18"/>
+              </w:rPr>
+              <w:t>接口</w:t>
+            </w:r>
+          </w:p>
+        </w:tc>
+        <w:tc>
+          <w:tcPr>
+            <w:tcW w:type="dxa" w:w="1134"/>
+            <w:tcBorders>
+              <w:top w:val="single" w:sz="12" w:color="000000"/>
+              <w:bottom w:val="single" w:sz="6" w:color="000000"/>
+              <w:left w:val="nil"/>
+              <w:right w:val="nil"/>
+            </w:tcBorders>
+          </w:tcPr>
+          <w:p>
+            <w:pPr>
+              <w:ind w:firstLine="0"/>
+              <w:jc w:val="center"/>
+            </w:pPr>
+            <w:r>
+              <w:rPr>
+                <w:rFonts w:ascii="宋体" w:hAnsi="宋体" w:eastAsia="宋体"/>
+                <w:b/>
+                <w:sz w:val="18"/>
+              </w:rPr>
+              <w:t>并发数</w:t>
+            </w:r>
+          </w:p>
+        </w:tc>
+        <w:tc>
+          <w:tcPr>
+            <w:tcW w:type="dxa" w:w="1134"/>
+            <w:tcBorders>
+              <w:top w:val="single" w:sz="12" w:color="000000"/>
+              <w:bottom w:val="single" w:sz="6" w:color="000000"/>
+              <w:left w:val="nil"/>
+              <w:right w:val="nil"/>
+            </w:tcBorders>
+          </w:tcPr>
+          <w:p>
+            <w:pPr>
+              <w:ind w:firstLine="0"/>
+              <w:jc w:val="center"/>
+            </w:pPr>
+            <w:r>
+              <w:rPr>
+                <w:rFonts w:ascii="宋体" w:hAnsi="宋体" w:eastAsia="宋体"/>
+                <w:b/>
+                <w:sz w:val="18"/>
+              </w:rPr>
+              <w:t>请求数</w:t>
+            </w:r>
+          </w:p>
+        </w:tc>
+        <w:tc>
+          <w:tcPr>
+            <w:tcW w:type="dxa" w:w="1134"/>
+            <w:tcBorders>
+              <w:top w:val="single" w:sz="12" w:color="000000"/>
+              <w:bottom w:val="single" w:sz="6" w:color="000000"/>
+              <w:left w:val="nil"/>
+              <w:right w:val="nil"/>
+            </w:tcBorders>
+          </w:tcPr>
+          <w:p>
+            <w:pPr>
+              <w:ind w:firstLine="0"/>
+              <w:jc w:val="center"/>
+            </w:pPr>
+            <w:r>
+              <w:rPr>
+                <w:rFonts w:ascii="宋体" w:hAnsi="宋体" w:eastAsia="宋体"/>
+                <w:b/>
+                <w:sz w:val="18"/>
+              </w:rPr>
+              <w:t>P50</w:t>
+            </w:r>
+          </w:p>
+        </w:tc>
+        <w:tc>
+          <w:tcPr>
+            <w:tcW w:type="dxa" w:w="1134"/>
+            <w:tcBorders>
+              <w:top w:val="single" w:sz="12" w:color="000000"/>
+              <w:bottom w:val="single" w:sz="6" w:color="000000"/>
+              <w:left w:val="nil"/>
+              <w:right w:val="nil"/>
+            </w:tcBorders>
+          </w:tcPr>
+          <w:p>
+            <w:pPr>
+              <w:ind w:firstLine="0"/>
+              <w:jc w:val="center"/>
+            </w:pPr>
+            <w:r>
+              <w:rPr>
+                <w:rFonts w:ascii="宋体" w:hAnsi="宋体" w:eastAsia="宋体"/>
+                <w:b/>
+                <w:sz w:val="18"/>
+              </w:rPr>
+              <w:t>P95</w:t>
+            </w:r>
+          </w:p>
+        </w:tc>
+        <w:tc>
+          <w:tcPr>
+            <w:tcW w:type="dxa" w:w="1134"/>
+            <w:tcBorders>
+              <w:top w:val="single" w:sz="12" w:color="000000"/>
+              <w:bottom w:val="single" w:sz="6" w:color="000000"/>
+              <w:left w:val="nil"/>
+              <w:right w:val="nil"/>
+            </w:tcBorders>
+          </w:tcPr>
+          <w:p>
+            <w:pPr>
+              <w:ind w:firstLine="0"/>
+              <w:jc w:val="center"/>
+            </w:pPr>
+            <w:r>
+              <w:rPr>
+                <w:rFonts w:ascii="宋体" w:hAnsi="宋体" w:eastAsia="宋体"/>
+                <w:b/>
+                <w:sz w:val="18"/>
+              </w:rPr>
+              <w:t>P99</w:t>
+            </w:r>
+          </w:p>
+        </w:tc>
+        <w:tc>
+          <w:tcPr>
+            <w:tcW w:type="dxa" w:w="1134"/>
+            <w:tcBorders>
+              <w:top w:val="single" w:sz="12" w:color="000000"/>
+              <w:bottom w:val="single" w:sz="6" w:color="000000"/>
+              <w:left w:val="nil"/>
+              <w:right w:val="nil"/>
+            </w:tcBorders>
+          </w:tcPr>
+          <w:p>
+            <w:pPr>
+              <w:ind w:firstLine="0"/>
+              <w:jc w:val="center"/>
+            </w:pPr>
+            <w:r>
+              <w:rPr>
+                <w:rFonts w:ascii="宋体" w:hAnsi="宋体" w:eastAsia="宋体"/>
+                <w:b/>
+                <w:sz w:val="18"/>
+              </w:rPr>
+              <w:t>吞吐（req/s）</w:t>
+            </w:r>
+          </w:p>
+        </w:tc>
+        <w:tc>
+          <w:tcPr>
+            <w:tcW w:type="dxa" w:w="1134"/>
+            <w:tcBorders>
+              <w:top w:val="single" w:sz="12" w:color="000000"/>
+              <w:bottom w:val="single" w:sz="6" w:color="000000"/>
+              <w:left w:val="nil"/>
+              <w:right w:val="nil"/>
+            </w:tcBorders>
+          </w:tcPr>
+          <w:p>
+            <w:pPr>
+              <w:ind w:firstLine="0"/>
+              <w:jc w:val="center"/>
+            </w:pPr>
+            <w:r>
+              <w:rPr>
+                <w:rFonts w:ascii="宋体" w:hAnsi="宋体" w:eastAsia="宋体"/>
+                <w:b/>
+                <w:sz w:val="18"/>
+              </w:rPr>
+              <w:t>错误数</w:t>
+            </w:r>
+          </w:p>
+        </w:tc>
+      </w:tr>
+      <w:tr>
+        <w:tc>
+          <w:tcPr>
+            <w:tcW w:type="dxa" w:w="1134"/>
+            <w:tcBorders>
+              <w:top w:val="nil"/>
+              <w:bottom w:val="nil"/>
+              <w:left w:val="nil"/>
+              <w:right w:val="nil"/>
+            </w:tcBorders>
+          </w:tcPr>
+          <w:p>
+            <w:pPr>
+              <w:ind w:firstLine="0"/>
+              <w:jc w:val="center"/>
+            </w:pPr>
+            <w:r>
+              <w:rPr>
+                <w:rFonts w:ascii="宋体" w:hAnsi="宋体" w:eastAsia="宋体"/>
+                <w:sz w:val="18"/>
+              </w:rPr>
+              <w:t>商品列表</w:t>
+            </w:r>
+          </w:p>
+        </w:tc>
+        <w:tc>
+          <w:tcPr>
+            <w:tcW w:type="dxa" w:w="1134"/>
+            <w:tcBorders>
+              <w:top w:val="nil"/>
+              <w:bottom w:val="nil"/>
+              <w:left w:val="nil"/>
+              <w:right w:val="nil"/>
+            </w:tcBorders>
+          </w:tcPr>
+          <w:p>
+            <w:pPr>
+              <w:ind w:firstLine="0"/>
+              <w:jc w:val="center"/>
+            </w:pPr>
+            <w:r>
+              <w:rPr>
+                <w:rFonts w:ascii="宋体" w:hAnsi="宋体" w:eastAsia="宋体"/>
+                <w:sz w:val="18"/>
+              </w:rPr>
+              <w:t>10</w:t>
+            </w:r>
+          </w:p>
+        </w:tc>
+        <w:tc>
+          <w:tcPr>
+            <w:tcW w:type="dxa" w:w="1134"/>
+            <w:tcBorders>
+              <w:top w:val="nil"/>
+              <w:bottom w:val="nil"/>
+              <w:left w:val="nil"/>
+              <w:right w:val="nil"/>
+            </w:tcBorders>
+          </w:tcPr>
+          <w:p>
+            <w:pPr>
+              <w:ind w:firstLine="0"/>
+              <w:jc w:val="center"/>
+            </w:pPr>
+            <w:r>
+              <w:rPr>
+                <w:rFonts w:ascii="宋体" w:hAnsi="宋体" w:eastAsia="宋体"/>
+                <w:sz w:val="18"/>
+              </w:rPr>
+              <w:t>200</w:t>
+            </w:r>
+          </w:p>
+        </w:tc>
+        <w:tc>
+          <w:tcPr>
+            <w:tcW w:type="dxa" w:w="1134"/>
+            <w:tcBorders>
+              <w:top w:val="nil"/>
+              <w:bottom w:val="nil"/>
+              <w:left w:val="nil"/>
+              <w:right w:val="nil"/>
+            </w:tcBorders>
+          </w:tcPr>
+          <w:p>
+            <w:pPr>
+              <w:ind w:firstLine="0"/>
+              <w:jc w:val="center"/>
+            </w:pPr>
+            <w:r>
+              <w:rPr>
+                <w:rFonts w:ascii="宋体" w:hAnsi="宋体" w:eastAsia="宋体"/>
+                <w:sz w:val="18"/>
+              </w:rPr>
+              <w:t>18ms</w:t>
+            </w:r>
+          </w:p>
+        </w:tc>
+        <w:tc>
+          <w:tcPr>
+            <w:tcW w:type="dxa" w:w="1134"/>
+            <w:tcBorders>
+              <w:top w:val="nil"/>
+              <w:bottom w:val="nil"/>
+              <w:left w:val="nil"/>
+              <w:right w:val="nil"/>
+            </w:tcBorders>
+          </w:tcPr>
+          <w:p>
+            <w:pPr>
+              <w:ind w:firstLine="0"/>
+              <w:jc w:val="center"/>
+            </w:pPr>
+            <w:r>
+              <w:rPr>
+                <w:rFonts w:ascii="宋体" w:hAnsi="宋体" w:eastAsia="宋体"/>
+                <w:sz w:val="18"/>
+              </w:rPr>
+              <w:t>23ms</w:t>
+            </w:r>
+          </w:p>
+        </w:tc>
+        <w:tc>
+          <w:tcPr>
+            <w:tcW w:type="dxa" w:w="1134"/>
+            <w:tcBorders>
+              <w:top w:val="nil"/>
+              <w:bottom w:val="nil"/>
+              <w:left w:val="nil"/>
+              <w:right w:val="nil"/>
+            </w:tcBorders>
+          </w:tcPr>
+          <w:p>
+            <w:pPr>
+              <w:ind w:firstLine="0"/>
+              <w:jc w:val="center"/>
+            </w:pPr>
+            <w:r>
+              <w:rPr>
+                <w:rFonts w:ascii="宋体" w:hAnsi="宋体" w:eastAsia="宋体"/>
+                <w:sz w:val="18"/>
+              </w:rPr>
+              <w:t>25ms</w:t>
+            </w:r>
+          </w:p>
+        </w:tc>
+        <w:tc>
+          <w:tcPr>
+            <w:tcW w:type="dxa" w:w="1134"/>
+            <w:tcBorders>
+              <w:top w:val="nil"/>
+              <w:bottom w:val="nil"/>
+              <w:left w:val="nil"/>
+              <w:right w:val="nil"/>
+            </w:tcBorders>
+          </w:tcPr>
+          <w:p>
+            <w:pPr>
+              <w:ind w:firstLine="0"/>
+              <w:jc w:val="center"/>
+            </w:pPr>
+            <w:r>
+              <w:rPr>
+                <w:rFonts w:ascii="宋体" w:hAnsi="宋体" w:eastAsia="宋体"/>
+                <w:sz w:val="18"/>
+              </w:rPr>
+              <w:t>311.0</w:t>
+            </w:r>
+          </w:p>
+        </w:tc>
+        <w:tc>
+          <w:tcPr>
+            <w:tcW w:type="dxa" w:w="1134"/>
+            <w:tcBorders>
+              <w:top w:val="nil"/>
+              <w:bottom w:val="nil"/>
+              <w:left w:val="nil"/>
+              <w:right w:val="nil"/>
+            </w:tcBorders>
+          </w:tcPr>
+          <w:p>
+            <w:pPr>
+              <w:ind w:firstLine="0"/>
+              <w:jc w:val="center"/>
+            </w:pPr>
+            <w:r>
+              <w:rPr>
+                <w:rFonts w:ascii="宋体" w:hAnsi="宋体" w:eastAsia="宋体"/>
+                <w:sz w:val="18"/>
+              </w:rPr>
+              <w:t>0</w:t>
+            </w:r>
+          </w:p>
+        </w:tc>
+      </w:tr>
+      <w:tr>
+        <w:tc>
+          <w:tcPr>
+            <w:tcW w:type="dxa" w:w="1134"/>
+            <w:tcBorders>
+              <w:top w:val="nil"/>
+              <w:bottom w:val="nil"/>
+              <w:left w:val="nil"/>
+              <w:right w:val="nil"/>
+            </w:tcBorders>
+          </w:tcPr>
+          <w:p>
+            <w:pPr>
+              <w:ind w:firstLine="0"/>
+              <w:jc w:val="center"/>
+            </w:pPr>
+            <w:r>
+              <w:rPr>
+                <w:rFonts w:ascii="宋体" w:hAnsi="宋体" w:eastAsia="宋体"/>
+                <w:sz w:val="18"/>
+              </w:rPr>
+              <w:t>商品列表</w:t>
+            </w:r>
+          </w:p>
+        </w:tc>
+        <w:tc>
+          <w:tcPr>
+            <w:tcW w:type="dxa" w:w="1134"/>
+            <w:tcBorders>
+              <w:top w:val="nil"/>
+              <w:bottom w:val="nil"/>
+              <w:left w:val="nil"/>
+              <w:right w:val="nil"/>
+            </w:tcBorders>
+          </w:tcPr>
+          <w:p>
+            <w:pPr>
+              <w:ind w:firstLine="0"/>
+              <w:jc w:val="center"/>
+            </w:pPr>
+            <w:r>
+              <w:rPr>
+                <w:rFonts w:ascii="宋体" w:hAnsi="宋体" w:eastAsia="宋体"/>
+                <w:sz w:val="18"/>
+              </w:rPr>
+              <w:t>50</w:t>
+            </w:r>
+          </w:p>
+        </w:tc>
+        <w:tc>
+          <w:tcPr>
+            <w:tcW w:type="dxa" w:w="1134"/>
+            <w:tcBorders>
+              <w:top w:val="nil"/>
+              <w:bottom w:val="nil"/>
+              <w:left w:val="nil"/>
+              <w:right w:val="nil"/>
+            </w:tcBorders>
+          </w:tcPr>
+          <w:p>
+            <w:pPr>
+              <w:ind w:firstLine="0"/>
+              <w:jc w:val="center"/>
+            </w:pPr>
+            <w:r>
+              <w:rPr>
+                <w:rFonts w:ascii="宋体" w:hAnsi="宋体" w:eastAsia="宋体"/>
+                <w:sz w:val="18"/>
+              </w:rPr>
+              <w:t>500</w:t>
+            </w:r>
+          </w:p>
+        </w:tc>
+        <w:tc>
+          <w:tcPr>
+            <w:tcW w:type="dxa" w:w="1134"/>
+            <w:tcBorders>
+              <w:top w:val="nil"/>
+              <w:bottom w:val="nil"/>
+              <w:left w:val="nil"/>
+              <w:right w:val="nil"/>
+            </w:tcBorders>
+          </w:tcPr>
+          <w:p>
+            <w:pPr>
+              <w:ind w:firstLine="0"/>
+              <w:jc w:val="center"/>
+            </w:pPr>
+            <w:r>
+              <w:rPr>
+                <w:rFonts w:ascii="宋体" w:hAnsi="宋体" w:eastAsia="宋体"/>
+                <w:sz w:val="18"/>
+              </w:rPr>
+              <w:t>73ms</w:t>
+            </w:r>
+          </w:p>
+        </w:tc>
+        <w:tc>
+          <w:tcPr>
+            <w:tcW w:type="dxa" w:w="1134"/>
+            <w:tcBorders>
+              <w:top w:val="nil"/>
+              <w:bottom w:val="nil"/>
+              <w:left w:val="nil"/>
+              <w:right w:val="nil"/>
+            </w:tcBorders>
+          </w:tcPr>
+          <w:p>
+            <w:pPr>
+              <w:ind w:firstLine="0"/>
+              <w:jc w:val="center"/>
+            </w:pPr>
+            <w:r>
+              <w:rPr>
+                <w:rFonts w:ascii="宋体" w:hAnsi="宋体" w:eastAsia="宋体"/>
+                <w:sz w:val="18"/>
+              </w:rPr>
+              <w:t>101ms</w:t>
+            </w:r>
+          </w:p>
+        </w:tc>
+        <w:tc>
+          <w:tcPr>
+            <w:tcW w:type="dxa" w:w="1134"/>
+            <w:tcBorders>
+              <w:top w:val="nil"/>
+              <w:bottom w:val="nil"/>
+              <w:left w:val="nil"/>
+              <w:right w:val="nil"/>
+            </w:tcBorders>
+          </w:tcPr>
+          <w:p>
+            <w:pPr>
+              <w:ind w:firstLine="0"/>
+              <w:jc w:val="center"/>
+            </w:pPr>
+            <w:r>
+              <w:rPr>
+                <w:rFonts w:ascii="宋体" w:hAnsi="宋体" w:eastAsia="宋体"/>
+                <w:sz w:val="18"/>
+              </w:rPr>
+              <w:t>130ms</w:t>
+            </w:r>
+          </w:p>
+        </w:tc>
+        <w:tc>
+          <w:tcPr>
+            <w:tcW w:type="dxa" w:w="1134"/>
+            <w:tcBorders>
+              <w:top w:val="nil"/>
+              <w:bottom w:val="nil"/>
+              <w:left w:val="nil"/>
+              <w:right w:val="nil"/>
+            </w:tcBorders>
+          </w:tcPr>
+          <w:p>
+            <w:pPr>
+              <w:ind w:firstLine="0"/>
+              <w:jc w:val="center"/>
+            </w:pPr>
+            <w:r>
+              <w:rPr>
+                <w:rFonts w:ascii="宋体" w:hAnsi="宋体" w:eastAsia="宋体"/>
+                <w:sz w:val="18"/>
+              </w:rPr>
+              <w:t>389.4</w:t>
+            </w:r>
+          </w:p>
+        </w:tc>
+        <w:tc>
+          <w:tcPr>
+            <w:tcW w:type="dxa" w:w="1134"/>
+            <w:tcBorders>
+              <w:top w:val="nil"/>
+              <w:bottom w:val="nil"/>
+              <w:left w:val="nil"/>
+              <w:right w:val="nil"/>
+            </w:tcBorders>
+          </w:tcPr>
+          <w:p>
+            <w:pPr>
+              <w:ind w:firstLine="0"/>
+              <w:jc w:val="center"/>
+            </w:pPr>
+            <w:r>
+              <w:rPr>
+                <w:rFonts w:ascii="宋体" w:hAnsi="宋体" w:eastAsia="宋体"/>
+                <w:sz w:val="18"/>
+              </w:rPr>
+              <w:t>0</w:t>
+            </w:r>
+          </w:p>
+        </w:tc>
+      </w:tr>
+      <w:tr>
+        <w:tc>
+          <w:tcPr>
+            <w:tcW w:type="dxa" w:w="1134"/>
+            <w:tcBorders>
+              <w:top w:val="nil"/>
+              <w:bottom w:val="nil"/>
+              <w:left w:val="nil"/>
+              <w:right w:val="nil"/>
+            </w:tcBorders>
+          </w:tcPr>
+          <w:p>
+            <w:pPr>
+              <w:ind w:firstLine="0"/>
+              <w:jc w:val="center"/>
+            </w:pPr>
+            <w:r>
+              <w:rPr>
+                <w:rFonts w:ascii="宋体" w:hAnsi="宋体" w:eastAsia="宋体"/>
+                <w:sz w:val="18"/>
+              </w:rPr>
+              <w:t>商品详情</w:t>
+            </w:r>
+          </w:p>
+        </w:tc>
+        <w:tc>
+          <w:tcPr>
+            <w:tcW w:type="dxa" w:w="1134"/>
+            <w:tcBorders>
+              <w:top w:val="nil"/>
+              <w:bottom w:val="nil"/>
+              <w:left w:val="nil"/>
+              <w:right w:val="nil"/>
+            </w:tcBorders>
+          </w:tcPr>
+          <w:p>
+            <w:pPr>
+              <w:ind w:firstLine="0"/>
+              <w:jc w:val="center"/>
+            </w:pPr>
+            <w:r>
+              <w:rPr>
+                <w:rFonts w:ascii="宋体" w:hAnsi="宋体" w:eastAsia="宋体"/>
+                <w:sz w:val="18"/>
+              </w:rPr>
+              <w:t>10</w:t>
+            </w:r>
+          </w:p>
+        </w:tc>
+        <w:tc>
+          <w:tcPr>
+            <w:tcW w:type="dxa" w:w="1134"/>
+            <w:tcBorders>
+              <w:top w:val="nil"/>
+              <w:bottom w:val="nil"/>
+              <w:left w:val="nil"/>
+              <w:right w:val="nil"/>
+            </w:tcBorders>
+          </w:tcPr>
+          <w:p>
+            <w:pPr>
+              <w:ind w:firstLine="0"/>
+              <w:jc w:val="center"/>
+            </w:pPr>
+            <w:r>
+              <w:rPr>
+                <w:rFonts w:ascii="宋体" w:hAnsi="宋体" w:eastAsia="宋体"/>
+                <w:sz w:val="18"/>
+              </w:rPr>
+              <w:t>200</w:t>
+            </w:r>
+          </w:p>
+        </w:tc>
+        <w:tc>
+          <w:tcPr>
+            <w:tcW w:type="dxa" w:w="1134"/>
+            <w:tcBorders>
+              <w:top w:val="nil"/>
+              <w:bottom w:val="nil"/>
+              <w:left w:val="nil"/>
+              <w:right w:val="nil"/>
+            </w:tcBorders>
+          </w:tcPr>
+          <w:p>
+            <w:pPr>
+              <w:ind w:firstLine="0"/>
+              <w:jc w:val="center"/>
+            </w:pPr>
+            <w:r>
+              <w:rPr>
+                <w:rFonts w:ascii="宋体" w:hAnsi="宋体" w:eastAsia="宋体"/>
+                <w:sz w:val="18"/>
+              </w:rPr>
+              <w:t>18ms</w:t>
+            </w:r>
+          </w:p>
+        </w:tc>
+        <w:tc>
+          <w:tcPr>
+            <w:tcW w:type="dxa" w:w="1134"/>
+            <w:tcBorders>
+              <w:top w:val="nil"/>
+              <w:bottom w:val="nil"/>
+              <w:left w:val="nil"/>
+              <w:right w:val="nil"/>
+            </w:tcBorders>
+          </w:tcPr>
+          <w:p>
+            <w:pPr>
+              <w:ind w:firstLine="0"/>
+              <w:jc w:val="center"/>
+            </w:pPr>
+            <w:r>
+              <w:rPr>
+                <w:rFonts w:ascii="宋体" w:hAnsi="宋体" w:eastAsia="宋体"/>
+                <w:sz w:val="18"/>
+              </w:rPr>
+              <w:t>22ms</w:t>
+            </w:r>
+          </w:p>
+        </w:tc>
+        <w:tc>
+          <w:tcPr>
+            <w:tcW w:type="dxa" w:w="1134"/>
+            <w:tcBorders>
+              <w:top w:val="nil"/>
+              <w:bottom w:val="nil"/>
+              <w:left w:val="nil"/>
+              <w:right w:val="nil"/>
+            </w:tcBorders>
+          </w:tcPr>
+          <w:p>
+            <w:pPr>
+              <w:ind w:firstLine="0"/>
+              <w:jc w:val="center"/>
+            </w:pPr>
+            <w:r>
+              <w:rPr>
+                <w:rFonts w:ascii="宋体" w:hAnsi="宋体" w:eastAsia="宋体"/>
+                <w:sz w:val="18"/>
+              </w:rPr>
+              <w:t>24ms</w:t>
+            </w:r>
+          </w:p>
+        </w:tc>
+        <w:tc>
+          <w:tcPr>
+            <w:tcW w:type="dxa" w:w="1134"/>
+            <w:tcBorders>
+              <w:top w:val="nil"/>
+              <w:bottom w:val="nil"/>
+              <w:left w:val="nil"/>
+              <w:right w:val="nil"/>
+            </w:tcBorders>
+          </w:tcPr>
+          <w:p>
+            <w:pPr>
+              <w:ind w:firstLine="0"/>
+              <w:jc w:val="center"/>
+            </w:pPr>
+            <w:r>
+              <w:rPr>
+                <w:rFonts w:ascii="宋体" w:hAnsi="宋体" w:eastAsia="宋体"/>
+                <w:sz w:val="18"/>
+              </w:rPr>
+              <w:t>313.5</w:t>
+            </w:r>
+          </w:p>
+        </w:tc>
+        <w:tc>
+          <w:tcPr>
+            <w:tcW w:type="dxa" w:w="1134"/>
+            <w:tcBorders>
+              <w:top w:val="nil"/>
+              <w:bottom w:val="nil"/>
+              <w:left w:val="nil"/>
+              <w:right w:val="nil"/>
+            </w:tcBorders>
+          </w:tcPr>
+          <w:p>
+            <w:pPr>
+              <w:ind w:firstLine="0"/>
+              <w:jc w:val="center"/>
+            </w:pPr>
+            <w:r>
+              <w:rPr>
+                <w:rFonts w:ascii="宋体" w:hAnsi="宋体" w:eastAsia="宋体"/>
+                <w:sz w:val="18"/>
+              </w:rPr>
+              <w:t>0</w:t>
+            </w:r>
+          </w:p>
+        </w:tc>
+      </w:tr>
+      <w:tr>
+        <w:tc>
+          <w:tcPr>
+            <w:tcW w:type="dxa" w:w="1134"/>
+            <w:tcBorders>
+              <w:top w:val="nil"/>
+              <w:bottom w:val="nil"/>
+              <w:left w:val="nil"/>
+              <w:right w:val="nil"/>
+            </w:tcBorders>
+          </w:tcPr>
+          <w:p>
+            <w:pPr>
+              <w:ind w:firstLine="0"/>
+              <w:jc w:val="center"/>
+            </w:pPr>
+            <w:r>
+              <w:rPr>
+                <w:rFonts w:ascii="宋体" w:hAnsi="宋体" w:eastAsia="宋体"/>
+                <w:sz w:val="18"/>
+              </w:rPr>
+              <w:t>购物车查询</w:t>
+            </w:r>
+          </w:p>
+        </w:tc>
+        <w:tc>
+          <w:tcPr>
+            <w:tcW w:type="dxa" w:w="1134"/>
+            <w:tcBorders>
+              <w:top w:val="nil"/>
+              <w:bottom w:val="nil"/>
+              <w:left w:val="nil"/>
+              <w:right w:val="nil"/>
+            </w:tcBorders>
+          </w:tcPr>
+          <w:p>
+            <w:pPr>
+              <w:ind w:firstLine="0"/>
+              <w:jc w:val="center"/>
+            </w:pPr>
+            <w:r>
+              <w:rPr>
+                <w:rFonts w:ascii="宋体" w:hAnsi="宋体" w:eastAsia="宋体"/>
+                <w:sz w:val="18"/>
+              </w:rPr>
+              <w:t>10</w:t>
+            </w:r>
+          </w:p>
+        </w:tc>
+        <w:tc>
+          <w:tcPr>
+            <w:tcW w:type="dxa" w:w="1134"/>
+            <w:tcBorders>
+              <w:top w:val="nil"/>
+              <w:bottom w:val="nil"/>
+              <w:left w:val="nil"/>
+              <w:right w:val="nil"/>
+            </w:tcBorders>
+          </w:tcPr>
+          <w:p>
+            <w:pPr>
+              <w:ind w:firstLine="0"/>
+              <w:jc w:val="center"/>
+            </w:pPr>
+            <w:r>
+              <w:rPr>
+                <w:rFonts w:ascii="宋体" w:hAnsi="宋体" w:eastAsia="宋体"/>
+                <w:sz w:val="18"/>
+              </w:rPr>
+              <w:t>200</w:t>
+            </w:r>
+          </w:p>
+        </w:tc>
+        <w:tc>
+          <w:tcPr>
+            <w:tcW w:type="dxa" w:w="1134"/>
+            <w:tcBorders>
+              <w:top w:val="nil"/>
+              <w:bottom w:val="nil"/>
+              <w:left w:val="nil"/>
+              <w:right w:val="nil"/>
+            </w:tcBorders>
+          </w:tcPr>
+          <w:p>
+            <w:pPr>
+              <w:ind w:firstLine="0"/>
+              <w:jc w:val="center"/>
+            </w:pPr>
+            <w:r>
+              <w:rPr>
+                <w:rFonts w:ascii="宋体" w:hAnsi="宋体" w:eastAsia="宋体"/>
+                <w:sz w:val="18"/>
+              </w:rPr>
+              <w:t>20ms</w:t>
+            </w:r>
+          </w:p>
+        </w:tc>
+        <w:tc>
+          <w:tcPr>
+            <w:tcW w:type="dxa" w:w="1134"/>
+            <w:tcBorders>
+              <w:top w:val="nil"/>
+              <w:bottom w:val="nil"/>
+              <w:left w:val="nil"/>
+              <w:right w:val="nil"/>
+            </w:tcBorders>
+          </w:tcPr>
+          <w:p>
+            <w:pPr>
+              <w:ind w:firstLine="0"/>
+              <w:jc w:val="center"/>
+            </w:pPr>
+            <w:r>
+              <w:rPr>
+                <w:rFonts w:ascii="宋体" w:hAnsi="宋体" w:eastAsia="宋体"/>
+                <w:sz w:val="18"/>
+              </w:rPr>
+              <w:t>26ms</w:t>
+            </w:r>
+          </w:p>
+        </w:tc>
+        <w:tc>
+          <w:tcPr>
+            <w:tcW w:type="dxa" w:w="1134"/>
+            <w:tcBorders>
+              <w:top w:val="nil"/>
+              <w:bottom w:val="nil"/>
+              <w:left w:val="nil"/>
+              <w:right w:val="nil"/>
+            </w:tcBorders>
+          </w:tcPr>
+          <w:p>
+            <w:pPr>
+              <w:ind w:firstLine="0"/>
+              <w:jc w:val="center"/>
+            </w:pPr>
+            <w:r>
+              <w:rPr>
+                <w:rFonts w:ascii="宋体" w:hAnsi="宋体" w:eastAsia="宋体"/>
+                <w:sz w:val="18"/>
+              </w:rPr>
+              <w:t>51ms</w:t>
+            </w:r>
+          </w:p>
+        </w:tc>
+        <w:tc>
+          <w:tcPr>
+            <w:tcW w:type="dxa" w:w="1134"/>
+            <w:tcBorders>
+              <w:top w:val="nil"/>
+              <w:bottom w:val="nil"/>
+              <w:left w:val="nil"/>
+              <w:right w:val="nil"/>
+            </w:tcBorders>
+          </w:tcPr>
+          <w:p>
+            <w:pPr>
+              <w:ind w:firstLine="0"/>
+              <w:jc w:val="center"/>
+            </w:pPr>
+            <w:r>
+              <w:rPr>
+                <w:rFonts w:ascii="宋体" w:hAnsi="宋体" w:eastAsia="宋体"/>
+                <w:sz w:val="18"/>
+              </w:rPr>
+              <w:t>286.1</w:t>
+            </w:r>
+          </w:p>
+        </w:tc>
+        <w:tc>
+          <w:tcPr>
+            <w:tcW w:type="dxa" w:w="1134"/>
+            <w:tcBorders>
+              <w:top w:val="nil"/>
+              <w:bottom w:val="nil"/>
+              <w:left w:val="nil"/>
+              <w:right w:val="nil"/>
+            </w:tcBorders>
+          </w:tcPr>
+          <w:p>
+            <w:pPr>
+              <w:ind w:firstLine="0"/>
+              <w:jc w:val="center"/>
+            </w:pPr>
+            <w:r>
+              <w:rPr>
+                <w:rFonts w:ascii="宋体" w:hAnsi="宋体" w:eastAsia="宋体"/>
+                <w:sz w:val="18"/>
+              </w:rPr>
+              <w:t>0</w:t>
+            </w:r>
+          </w:p>
+        </w:tc>
+      </w:tr>
+      <w:tr>
+        <w:tc>
+          <w:tcPr>
+            <w:tcW w:type="dxa" w:w="1134"/>
+            <w:tcBorders>
+              <w:top w:val="nil"/>
+              <w:bottom w:val="nil"/>
+              <w:left w:val="nil"/>
+              <w:right w:val="nil"/>
+            </w:tcBorders>
+          </w:tcPr>
+          <w:p>
+            <w:pPr>
+              <w:ind w:firstLine="0"/>
+              <w:jc w:val="center"/>
+            </w:pPr>
+            <w:r>
+              <w:rPr>
+                <w:rFonts w:ascii="宋体" w:hAnsi="宋体" w:eastAsia="宋体"/>
+                <w:sz w:val="18"/>
+              </w:rPr>
+              <w:t>购物车查询</w:t>
+            </w:r>
+          </w:p>
+        </w:tc>
+        <w:tc>
+          <w:tcPr>
+            <w:tcW w:type="dxa" w:w="1134"/>
+            <w:tcBorders>
+              <w:top w:val="nil"/>
+              <w:bottom w:val="nil"/>
+              <w:left w:val="nil"/>
+              <w:right w:val="nil"/>
+            </w:tcBorders>
+          </w:tcPr>
+          <w:p>
+            <w:pPr>
+              <w:ind w:firstLine="0"/>
+              <w:jc w:val="center"/>
+            </w:pPr>
+            <w:r>
+              <w:rPr>
+                <w:rFonts w:ascii="宋体" w:hAnsi="宋体" w:eastAsia="宋体"/>
+                <w:sz w:val="18"/>
+              </w:rPr>
+              <w:t>50</w:t>
+            </w:r>
+          </w:p>
+        </w:tc>
+        <w:tc>
+          <w:tcPr>
+            <w:tcW w:type="dxa" w:w="1134"/>
+            <w:tcBorders>
+              <w:top w:val="nil"/>
+              <w:bottom w:val="nil"/>
+              <w:left w:val="nil"/>
+              <w:right w:val="nil"/>
+            </w:tcBorders>
+          </w:tcPr>
+          <w:p>
+            <w:pPr>
+              <w:ind w:firstLine="0"/>
+              <w:jc w:val="center"/>
+            </w:pPr>
+            <w:r>
+              <w:rPr>
+                <w:rFonts w:ascii="宋体" w:hAnsi="宋体" w:eastAsia="宋体"/>
+                <w:sz w:val="18"/>
+              </w:rPr>
+              <w:t>500</w:t>
+            </w:r>
+          </w:p>
+        </w:tc>
+        <w:tc>
+          <w:tcPr>
+            <w:tcW w:type="dxa" w:w="1134"/>
+            <w:tcBorders>
+              <w:top w:val="nil"/>
+              <w:bottom w:val="nil"/>
+              <w:left w:val="nil"/>
+              <w:right w:val="nil"/>
+            </w:tcBorders>
+          </w:tcPr>
+          <w:p>
+            <w:pPr>
+              <w:ind w:firstLine="0"/>
+              <w:jc w:val="center"/>
+            </w:pPr>
+            <w:r>
+              <w:rPr>
+                <w:rFonts w:ascii="宋体" w:hAnsi="宋体" w:eastAsia="宋体"/>
+                <w:sz w:val="18"/>
+              </w:rPr>
+              <w:t>69ms</w:t>
+            </w:r>
+          </w:p>
+        </w:tc>
+        <w:tc>
+          <w:tcPr>
+            <w:tcW w:type="dxa" w:w="1134"/>
+            <w:tcBorders>
+              <w:top w:val="nil"/>
+              <w:bottom w:val="nil"/>
+              <w:left w:val="nil"/>
+              <w:right w:val="nil"/>
+            </w:tcBorders>
+          </w:tcPr>
+          <w:p>
+            <w:pPr>
+              <w:ind w:firstLine="0"/>
+              <w:jc w:val="center"/>
+            </w:pPr>
+            <w:r>
+              <w:rPr>
+                <w:rFonts w:ascii="宋体" w:hAnsi="宋体" w:eastAsia="宋体"/>
+                <w:sz w:val="18"/>
+              </w:rPr>
+              <w:t>97ms</w:t>
+            </w:r>
+          </w:p>
+        </w:tc>
+        <w:tc>
+          <w:tcPr>
+            <w:tcW w:type="dxa" w:w="1134"/>
+            <w:tcBorders>
+              <w:top w:val="nil"/>
+              <w:bottom w:val="nil"/>
+              <w:left w:val="nil"/>
+              <w:right w:val="nil"/>
+            </w:tcBorders>
+          </w:tcPr>
+          <w:p>
+            <w:pPr>
+              <w:ind w:firstLine="0"/>
+              <w:jc w:val="center"/>
+            </w:pPr>
+            <w:r>
+              <w:rPr>
+                <w:rFonts w:ascii="宋体" w:hAnsi="宋体" w:eastAsia="宋体"/>
+                <w:sz w:val="18"/>
+              </w:rPr>
+              <w:t>112ms</w:t>
+            </w:r>
+          </w:p>
+        </w:tc>
+        <w:tc>
+          <w:tcPr>
+            <w:tcW w:type="dxa" w:w="1134"/>
+            <w:tcBorders>
+              <w:top w:val="nil"/>
+              <w:bottom w:val="nil"/>
+              <w:left w:val="nil"/>
+              <w:right w:val="nil"/>
+            </w:tcBorders>
+          </w:tcPr>
+          <w:p>
+            <w:pPr>
+              <w:ind w:firstLine="0"/>
+              <w:jc w:val="center"/>
+            </w:pPr>
+            <w:r>
+              <w:rPr>
+                <w:rFonts w:ascii="宋体" w:hAnsi="宋体" w:eastAsia="宋体"/>
+                <w:sz w:val="18"/>
+              </w:rPr>
+              <w:t>421.6</w:t>
+            </w:r>
+          </w:p>
+        </w:tc>
+        <w:tc>
+          <w:tcPr>
+            <w:tcW w:type="dxa" w:w="1134"/>
+            <w:tcBorders>
+              <w:top w:val="nil"/>
+              <w:bottom w:val="nil"/>
+              <w:left w:val="nil"/>
+              <w:right w:val="nil"/>
+            </w:tcBorders>
+          </w:tcPr>
+          <w:p>
+            <w:pPr>
+              <w:ind w:firstLine="0"/>
+              <w:jc w:val="center"/>
+            </w:pPr>
+            <w:r>
+              <w:rPr>
+                <w:rFonts w:ascii="宋体" w:hAnsi="宋体" w:eastAsia="宋体"/>
+                <w:sz w:val="18"/>
+              </w:rPr>
+              <w:t>0</w:t>
+            </w:r>
+          </w:p>
+        </w:tc>
+      </w:tr>
+      <w:tr>
+        <w:tc>
+          <w:tcPr>
+            <w:tcW w:type="dxa" w:w="1134"/>
+            <w:tcBorders>
+              <w:top w:val="nil"/>
+              <w:bottom w:val="single" w:sz="12" w:color="000000"/>
+              <w:left w:val="nil"/>
+              <w:right w:val="nil"/>
+            </w:tcBorders>
+          </w:tcPr>
+          <w:p>
+            <w:pPr>
+              <w:ind w:firstLine="0"/>
+              <w:jc w:val="center"/>
+            </w:pPr>
+            <w:r>
+              <w:rPr>
+                <w:rFonts w:ascii="宋体" w:hAnsi="宋体" w:eastAsia="宋体"/>
+                <w:sz w:val="18"/>
+              </w:rPr>
+              <w:t>类别树</w:t>
+            </w:r>
+          </w:p>
+        </w:tc>
+        <w:tc>
+          <w:tcPr>
+            <w:tcW w:type="dxa" w:w="1134"/>
+            <w:tcBorders>
+              <w:top w:val="nil"/>
+              <w:bottom w:val="single" w:sz="12" w:color="000000"/>
+              <w:left w:val="nil"/>
+              <w:right w:val="nil"/>
+            </w:tcBorders>
+          </w:tcPr>
+          <w:p>
+            <w:pPr>
+              <w:ind w:firstLine="0"/>
+              <w:jc w:val="center"/>
+            </w:pPr>
+            <w:r>
+              <w:rPr>
+                <w:rFonts w:ascii="宋体" w:hAnsi="宋体" w:eastAsia="宋体"/>
+                <w:sz w:val="18"/>
+              </w:rPr>
+              <w:t>10</w:t>
+            </w:r>
+          </w:p>
+        </w:tc>
+        <w:tc>
+          <w:tcPr>
+            <w:tcW w:type="dxa" w:w="1134"/>
+            <w:tcBorders>
+              <w:top w:val="nil"/>
+              <w:bottom w:val="single" w:sz="12" w:color="000000"/>
+              <w:left w:val="nil"/>
+              <w:right w:val="nil"/>
+            </w:tcBorders>
+          </w:tcPr>
+          <w:p>
+            <w:pPr>
+              <w:ind w:firstLine="0"/>
+              <w:jc w:val="center"/>
+            </w:pPr>
+            <w:r>
+              <w:rPr>
+                <w:rFonts w:ascii="宋体" w:hAnsi="宋体" w:eastAsia="宋体"/>
+                <w:sz w:val="18"/>
+              </w:rPr>
+              <w:t>200</w:t>
+            </w:r>
+          </w:p>
+        </w:tc>
+        <w:tc>
+          <w:tcPr>
+            <w:tcW w:type="dxa" w:w="1134"/>
+            <w:tcBorders>
+              <w:top w:val="nil"/>
+              <w:bottom w:val="single" w:sz="12" w:color="000000"/>
+              <w:left w:val="nil"/>
+              <w:right w:val="nil"/>
+            </w:tcBorders>
+          </w:tcPr>
+          <w:p>
+            <w:pPr>
+              <w:ind w:firstLine="0"/>
+              <w:jc w:val="center"/>
+            </w:pPr>
+            <w:r>
+              <w:rPr>
+                <w:rFonts w:ascii="宋体" w:hAnsi="宋体" w:eastAsia="宋体"/>
+                <w:sz w:val="18"/>
+              </w:rPr>
+              <w:t>16ms</w:t>
+            </w:r>
+          </w:p>
+        </w:tc>
+        <w:tc>
+          <w:tcPr>
+            <w:tcW w:type="dxa" w:w="1134"/>
+            <w:tcBorders>
+              <w:top w:val="nil"/>
+              <w:bottom w:val="single" w:sz="12" w:color="000000"/>
+              <w:left w:val="nil"/>
+              <w:right w:val="nil"/>
+            </w:tcBorders>
+          </w:tcPr>
+          <w:p>
+            <w:pPr>
+              <w:ind w:firstLine="0"/>
+              <w:jc w:val="center"/>
+            </w:pPr>
+            <w:r>
+              <w:rPr>
+                <w:rFonts w:ascii="宋体" w:hAnsi="宋体" w:eastAsia="宋体"/>
+                <w:sz w:val="18"/>
+              </w:rPr>
+              <w:t>19ms</w:t>
+            </w:r>
+          </w:p>
+        </w:tc>
+        <w:tc>
+          <w:tcPr>
+            <w:tcW w:type="dxa" w:w="1134"/>
+            <w:tcBorders>
+              <w:top w:val="nil"/>
+              <w:bottom w:val="single" w:sz="12" w:color="000000"/>
+              <w:left w:val="nil"/>
+              <w:right w:val="nil"/>
+            </w:tcBorders>
+          </w:tcPr>
+          <w:p>
+            <w:pPr>
+              <w:ind w:firstLine="0"/>
+              <w:jc w:val="center"/>
+            </w:pPr>
+            <w:r>
+              <w:rPr>
+                <w:rFonts w:ascii="宋体" w:hAnsi="宋体" w:eastAsia="宋体"/>
+                <w:sz w:val="18"/>
+              </w:rPr>
+              <w:t>22ms</w:t>
+            </w:r>
+          </w:p>
+        </w:tc>
+        <w:tc>
+          <w:tcPr>
+            <w:tcW w:type="dxa" w:w="1134"/>
+            <w:tcBorders>
+              <w:top w:val="nil"/>
+              <w:bottom w:val="single" w:sz="12" w:color="000000"/>
+              <w:left w:val="nil"/>
+              <w:right w:val="nil"/>
+            </w:tcBorders>
+          </w:tcPr>
+          <w:p>
+            <w:pPr>
+              <w:ind w:firstLine="0"/>
+              <w:jc w:val="center"/>
+            </w:pPr>
+            <w:r>
+              <w:rPr>
+                <w:rFonts w:ascii="宋体" w:hAnsi="宋体" w:eastAsia="宋体"/>
+                <w:sz w:val="18"/>
+              </w:rPr>
+              <w:t>344.2</w:t>
+            </w:r>
+          </w:p>
+        </w:tc>
+        <w:tc>
+          <w:tcPr>
+            <w:tcW w:type="dxa" w:w="1134"/>
+            <w:tcBorders>
+              <w:top w:val="nil"/>
+              <w:bottom w:val="single" w:sz="12" w:color="000000"/>
+              <w:left w:val="nil"/>
+              <w:right w:val="nil"/>
+            </w:tcBorders>
+          </w:tcPr>
+          <w:p>
+            <w:pPr>
+              <w:ind w:firstLine="0"/>
+              <w:jc w:val="center"/>
+            </w:pPr>
+            <w:r>
+              <w:rPr>
+                <w:rFonts w:ascii="宋体" w:hAnsi="宋体" w:eastAsia="宋体"/>
+                <w:sz w:val="18"/>
+              </w:rPr>
+              <w:t>0</w:t>
+            </w:r>
+          </w:p>
+        </w:tc>
+      </w:tr>
+    </w:tbl>
+    <w:p>
+      <w:pPr>
+        <w:spacing w:line="360" w:lineRule="auto"/>
+        <w:ind w:firstLine="480"/>
+      </w:pPr>
+      <w:r>
+        <w:rPr>
+          <w:rFonts w:ascii="宋体" w:hAnsi="宋体" w:eastAsia="宋体"/>
+          <w:b w:val="0"/>
+          <w:sz w:val="24"/>
+        </w:rPr>
+        <w:t>需要说明的边界：本次压测是短时并发（每轮 200~500 次请求，持续数十秒），没有做长时间稳定性压测，也没有覆盖下单、支付等写路径在高并发下的吞吐。写路径的正确性由第 2 章的并发用例保证，吞吐指标不在本次测量范围内。</w:t>
       </w:r>
     </w:p>
     <w:p>
@@ -11102,18 +12709,8 @@
             <w:tcW w:type="dxa" w:w="2773"/>
           </w:tcPr>
           <w:p>
-            <w:pPr>
-              <w:jc w:val="left"/>
-              <w:spacing w:before="30" w:after="30" w:line="240" w:lineRule="auto"/>
-              <w:ind w:firstLineChars="0" w:firstLine="0"/>
-            </w:pPr>
-            <w:r>
-              <w:rPr>
-                <w:rFonts w:ascii="Times New Roman" w:hAnsi="Times New Roman" w:eastAsia="宋体"/>
-                <w:b w:val="0"/>
-                <w:sz w:val="21"/>
-              </w:rPr>
-              <w:t xml:space="preserve">无 QPS 与响应时间数据</w:t>
+            <w:r>
+              <w:t>已补做关键只读接口的并发压测，得到 P50/P95/P99 与吞吐量；写路径吞吐未压测，见 4.2 节</w:t>
             </w:r>
           </w:p>
         </w:tc>
@@ -11122,18 +12719,8 @@
             <w:tcW w:type="dxa" w:w="1873"/>
           </w:tcPr>
           <w:p>
-            <w:pPr>
-              <w:jc w:val="left"/>
-              <w:spacing w:before="30" w:after="30" w:line="240" w:lineRule="auto"/>
-              <w:ind w:firstLineChars="0" w:firstLine="0"/>
-            </w:pPr>
-            <w:r>
-              <w:rPr>
-                <w:rFonts w:ascii="Times New Roman" w:hAnsi="Times New Roman" w:eastAsia="宋体"/>
-                <w:b w:val="0"/>
-                <w:sz w:val="21"/>
-              </w:rPr>
-              <w:t xml:space="preserve">未执行</w:t>
+            <w:r>
+              <w:t>已补测只读接口</w:t>
             </w:r>
           </w:p>
         </w:tc>
@@ -11357,18 +12944,8 @@
             <w:tcW w:type="dxa" w:w="2773"/>
           </w:tcPr>
           <w:p>
-            <w:pPr>
-              <w:jc w:val="left"/>
-              <w:spacing w:before="30" w:after="30" w:line="240" w:lineRule="auto"/>
-              <w:ind w:firstLineChars="0" w:firstLine="0"/>
-            </w:pPr>
-            <w:r>
-              <w:rPr>
-                <w:rFonts w:ascii="Times New Roman" w:hAnsi="Times New Roman" w:eastAsia="宋体"/>
-                <w:b w:val="0"/>
-                <w:sz w:val="21"/>
-              </w:rPr>
-              <w:t>reserve 被调用多次，库存可能重复扣减</w:t>
+            <w:r>
+              <w:t>改为 RESERVING 状态 + 数据库 CAS 抢占执行权，连跑 10 次 10/10 通过，并在 Docker 环境复验</w:t>
             </w:r>
           </w:p>
         </w:tc>
@@ -11377,18 +12954,8 @@
             <w:tcW w:type="dxa" w:w="1873"/>
           </w:tcPr>
           <w:p>
-            <w:pPr>
-              <w:jc w:val="left"/>
-              <w:spacing w:before="30" w:after="30" w:line="240" w:lineRule="auto"/>
-              <w:ind w:firstLineChars="0" w:firstLine="0"/>
-            </w:pPr>
-            <w:r>
-              <w:rPr>
-                <w:rFonts w:ascii="Times New Roman" w:hAnsi="Times New Roman" w:eastAsia="宋体"/>
-                <w:b w:val="0"/>
-                <w:sz w:val="21"/>
-              </w:rPr>
-              <w:t>已记录（Issue #74），待修复</w:t>
+            <w:r>
+              <w:t>已修复（#74）</w:t>
             </w:r>
           </w:p>
         </w:tc>
@@ -12012,7 +13579,7 @@
           <w:b w:val="0"/>
           <w:sz w:val="24"/>
         </w:rPr>
-        <w:t>5.2 容器化部署（已验证，2026-10-29）</w:t>
+        <w:t>5.2 容器化部署（已验证，2026-10-31 复验）</w:t>
       </w:r>
     </w:p>
     <w:p>
@@ -12101,6 +13668,76 @@
       <w:pPr/>
       <w:r>
         <w:t>内部鉴权：POST /internal/audit-logs 不带令牌返回 code=10003；带正确令牌返回 code=0，并在 audit_log 表中查到 DEPLOY_VERIFY / SUCCESS 一条记录。</w:t>
+      </w:r>
+    </w:p>
+    <w:p>
+      <w:pPr>
+        <w:spacing w:line="360" w:lineRule="auto"/>
+        <w:ind w:firstLine="480"/>
+      </w:pPr>
+      <w:r>
+        <w:rPr>
+          <w:rFonts w:ascii="宋体" w:hAnsi="宋体" w:eastAsia="宋体"/>
+          <w:b w:val="0"/>
+          <w:sz w:val="24"/>
+        </w:rPr>
+        <w:t>本轮（2026-10-31）在修复 #74 与支付对账后再次完整复验，全部通过：</w:t>
+      </w:r>
+    </w:p>
+    <w:p>
+      <w:pPr>
+        <w:spacing w:line="360" w:lineRule="auto"/>
+        <w:ind w:firstLine="480"/>
+      </w:pPr>
+      <w:r>
+        <w:rPr>
+          <w:rFonts w:ascii="宋体" w:hAnsi="宋体" w:eastAsia="宋体"/>
+          <w:b w:val="0"/>
+          <w:sz w:val="24"/>
+        </w:rPr>
+        <w:t>1. 八个容器全部启动：nacos、mysql、gateway 与五个业务服务；nacos 与 mysql 健康检查通过，六个服务全部注册到 Nacos。</w:t>
+      </w:r>
+    </w:p>
+    <w:p>
+      <w:pPr>
+        <w:spacing w:line="360" w:lineRule="auto"/>
+        <w:ind w:firstLine="480"/>
+      </w:pPr>
+      <w:r>
+        <w:rPr>
+          <w:rFonts w:ascii="宋体" w:hAnsi="宋体" w:eastAsia="宋体"/>
+          <w:b w:val="0"/>
+          <w:sz w:val="24"/>
+        </w:rPr>
+        <w:t>2. 端到端业务链路 14 项验证全部通过：管理员登录 → 卖家注册并由管理员提权为 SELLER → 发布商品 → 管理员审核上架（状态 PENDING 变 ON_SALE）→ 游客查详情 → 买家加购 → 创建地址 → 下单 → 同一幂等键重复下单返回同一订单 → 创建支付单 → MOCK 支付 → 订单状态变为 PAID → 库存由 100 正确扣减为 98。</w:t>
+      </w:r>
+    </w:p>
+    <w:p>
+      <w:pPr>
+        <w:spacing w:line="360" w:lineRule="auto"/>
+        <w:ind w:firstLine="480"/>
+      </w:pPr>
+      <w:r>
+        <w:rPr>
+          <w:rFonts w:ascii="宋体" w:hAnsi="宋体" w:eastAsia="宋体"/>
+          <w:b w:val="0"/>
+          <w:sz w:val="24"/>
+        </w:rPr>
+        <w:t>3. 并发缺陷在真实 MySQL 上复验：50 个请求并发使用同一幂等键下单，只产生 1 个订单，库存只扣减 1 件，未出现重复预占。这一项比 H2 单元测试更接近真实环境。</w:t>
+      </w:r>
+    </w:p>
+    <w:p>
+      <w:pPr>
+        <w:spacing w:line="360" w:lineRule="auto"/>
+        <w:ind w:firstLine="480"/>
+      </w:pPr>
+      <w:r>
+        <w:rPr>
+          <w:rFonts w:ascii="宋体" w:hAnsi="宋体" w:eastAsia="宋体"/>
+          <w:b w:val="0"/>
+          <w:sz w:val="24"/>
+        </w:rPr>
+        <w:t>4. 响应头验证 TraceId 透传生效：请求带 X-Trace-Id 时原样回写，未带时自动生成。</w:t>
       </w:r>
     </w:p>
     <w:p>

--- a/reports/实验四_测试与部署.docx
+++ b/reports/实验四_测试与部署.docx
@@ -1361,7 +1361,7 @@
           <w:rFonts w:ascii="Times New Roman" w:hAnsi="Times New Roman" w:eastAsia="宋体"/>
           <w:sz w:val="24"/>
         </w:rPr>
-        <w:t>六个后端模块共 27 个测试类、121 个测试用例，全部通过。此前 Issue48OrderConcurrencyTest 存在并发竞态（连续运行 5 次有 3 次失败），已在 Issue #74 修复：引入 RESERVING 状态以数据库 CAS 抢占库存预占执行权，该用例连跑 10 次全部通过，详见 4.4 节。</w:t>
+        <w:t>六个后端模块共 27 个测试类、125 个测试用例，全部通过。此前 Issue48OrderConcurrencyTest 存在并发竞态（连续运行 5 次有 3 次失败），已在 Issue #74 修复：引入 RESERVING 状态以数据库 CAS 抢占库存预占执行权，该用例连跑 10 次全部通过，详见 4.4 节。</w:t>
       </w:r>
       <w:r>
         <w:rPr>
@@ -1896,7 +1896,7 @@
           </w:tcPr>
           <w:p>
             <w:r>
-              <w:t>121</w:t>
+              <w:t>125</w:t>
             </w:r>
           </w:p>
         </w:tc>
@@ -1963,7 +1963,7 @@
           <w:b/>
           <w:sz w:val="21"/>
         </w:rPr>
-        <w:t>图 4-2 自动化测试用例分布（共 121 个，全部通过）</w:t>
+        <w:t>图 4-2 自动化测试用例分布（共 125 个，全部通过）</w:t>
       </w:r>
     </w:p>
     <w:p>
@@ -9971,7 +9971,7 @@
           <w:rFonts w:ascii="Times New Roman" w:hAnsi="Times New Roman" w:eastAsia="宋体"/>
           <w:sz w:val="24"/>
         </w:rPr>
-        <w:t>自动化测试 117 个用例中 116 个通过，覆盖鉴权、下单、支付、退款、配置、并发六个方面；Issue48OrderConcurrencyTest 的重复幂等键用例暴露了并发预占的竞态缺陷（见 4.5 遗留问题 L-05）。</w:t>
+        <w:t>自动化测试 125 个用例全部通过，覆盖鉴权、下单、支付、退款、配置、并发六个方面；Issue48OrderConcurrencyTest 的重复幂等键用例暴露了并发预占的竞态缺陷（见 4.5 遗留问题 L-05）。</w:t>
       </w:r>
     </w:p>
     <w:p>
